--- a/DOC/10-4_審查申請表_填.docx
+++ b/DOC/10-4_審查申請表_填.docx
@@ -59,13 +59,13 @@
         <w:tblLook w:val="01E0" w:firstRow="1" w:lastRow="1" w:firstColumn="1" w:lastColumn="1" w:noHBand="0" w:noVBand="0"/>
       </w:tblPr>
       <w:tblGrid>
-        <w:gridCol w:w="1882"/>
-        <w:gridCol w:w="894"/>
-        <w:gridCol w:w="1005"/>
-        <w:gridCol w:w="1843"/>
-        <w:gridCol w:w="1559"/>
-        <w:gridCol w:w="1418"/>
-        <w:gridCol w:w="1205"/>
+        <w:gridCol w:w="1647"/>
+        <w:gridCol w:w="1210"/>
+        <w:gridCol w:w="943"/>
+        <w:gridCol w:w="1658"/>
+        <w:gridCol w:w="1492"/>
+        <w:gridCol w:w="1578"/>
+        <w:gridCol w:w="1278"/>
       </w:tblGrid>
       <w:tr>
         <w:trPr>
@@ -74,7 +74,7 @@
         </w:trPr>
         <w:tc>
           <w:tcPr>
-            <w:tcW w:w="1882" w:type="dxa"/>
+            <w:tcW w:w="1727" w:type="dxa"/>
             <w:tcBorders>
               <w:top w:val="single" w:sz="4" w:space="0" w:color="auto"/>
               <w:left w:val="single" w:sz="4" w:space="0" w:color="auto"/>
@@ -101,7 +101,7 @@
         </w:tc>
         <w:tc>
           <w:tcPr>
-            <w:tcW w:w="3742" w:type="dxa"/>
+            <w:tcW w:w="3955" w:type="dxa"/>
             <w:gridSpan w:val="3"/>
             <w:tcBorders>
               <w:top w:val="single" w:sz="4" w:space="0" w:color="auto"/>
@@ -123,99 +123,92 @@
                 <w:rFonts w:eastAsia="標楷體" w:hint="eastAsia"/>
                 <w:bCs/>
               </w:rPr>
-              <w:t>CGH-</w:t>
-            </w:r>
+              <w:t>CGH-P115074</w:t>
+            </w:r>
+          </w:p>
+        </w:tc>
+        <w:tc>
+          <w:tcPr>
+            <w:tcW w:w="1515" w:type="dxa"/>
+            <w:tcBorders>
+              <w:top w:val="single" w:sz="4" w:space="0" w:color="auto"/>
+              <w:left w:val="single" w:sz="4" w:space="0" w:color="auto"/>
+              <w:bottom w:val="single" w:sz="4" w:space="0" w:color="auto"/>
+              <w:right w:val="single" w:sz="4" w:space="0" w:color="auto"/>
+            </w:tcBorders>
+            <w:vAlign w:val="center"/>
+          </w:tcPr>
+          <w:p>
+            <w:pPr>
+              <w:jc w:val="center"/>
+              <w:rPr>
+                <w:rFonts w:eastAsia="標楷體"/>
+                <w:bCs/>
+              </w:rPr>
+            </w:pPr>
+            <w:r>
+              <w:rPr>
+                <w:rFonts w:eastAsia="標楷體" w:hAnsi="標楷體" w:hint="eastAsia"/>
+                <w:bCs/>
+              </w:rPr>
+              <w:t>申請日期</w:t>
+            </w:r>
+          </w:p>
+        </w:tc>
+        <w:tc>
+          <w:tcPr>
+            <w:tcW w:w="2609" w:type="dxa"/>
+            <w:gridSpan w:val="2"/>
+            <w:tcBorders>
+              <w:top w:val="single" w:sz="4" w:space="0" w:color="auto"/>
+              <w:left w:val="single" w:sz="4" w:space="0" w:color="auto"/>
+              <w:bottom w:val="single" w:sz="4" w:space="0" w:color="auto"/>
+              <w:right w:val="single" w:sz="4" w:space="0" w:color="auto"/>
+            </w:tcBorders>
+            <w:vAlign w:val="center"/>
+          </w:tcPr>
+          <w:p>
+            <w:pPr>
+              <w:jc w:val="center"/>
+              <w:rPr>
+                <w:rFonts w:eastAsia="標楷體"/>
+                <w:bCs/>
+              </w:rPr>
+            </w:pPr>
             <w:r>
               <w:rPr>
                 <w:rFonts w:eastAsia="標楷體" w:hint="eastAsia"/>
                 <w:bCs/>
               </w:rPr>
-              <w:t>P</w:t>
-            </w:r>
-          </w:p>
-        </w:tc>
-        <w:tc>
-          <w:tcPr>
-            <w:tcW w:w="1559" w:type="dxa"/>
-            <w:tcBorders>
-              <w:top w:val="single" w:sz="4" w:space="0" w:color="auto"/>
-              <w:left w:val="single" w:sz="4" w:space="0" w:color="auto"/>
-              <w:bottom w:val="single" w:sz="4" w:space="0" w:color="auto"/>
-              <w:right w:val="single" w:sz="4" w:space="0" w:color="auto"/>
-            </w:tcBorders>
-            <w:vAlign w:val="center"/>
-          </w:tcPr>
-          <w:p>
-            <w:pPr>
-              <w:jc w:val="center"/>
-              <w:rPr>
-                <w:rFonts w:eastAsia="標楷體"/>
-                <w:bCs/>
-              </w:rPr>
-            </w:pPr>
-            <w:r>
-              <w:rPr>
-                <w:rFonts w:eastAsia="標楷體" w:hAnsi="標楷體" w:hint="eastAsia"/>
-                <w:bCs/>
-              </w:rPr>
-              <w:t>申請日期</w:t>
-            </w:r>
-          </w:p>
-        </w:tc>
-        <w:tc>
-          <w:tcPr>
-            <w:tcW w:w="2623" w:type="dxa"/>
-            <w:gridSpan w:val="2"/>
-            <w:tcBorders>
-              <w:top w:val="single" w:sz="4" w:space="0" w:color="auto"/>
-              <w:left w:val="single" w:sz="4" w:space="0" w:color="auto"/>
-              <w:bottom w:val="single" w:sz="4" w:space="0" w:color="auto"/>
-              <w:right w:val="single" w:sz="4" w:space="0" w:color="auto"/>
-            </w:tcBorders>
-            <w:vAlign w:val="center"/>
-          </w:tcPr>
-          <w:p>
-            <w:pPr>
-              <w:jc w:val="center"/>
-              <w:rPr>
-                <w:rFonts w:eastAsia="標楷體"/>
-                <w:bCs/>
-              </w:rPr>
-            </w:pPr>
+              <w:t>2026</w:t>
+            </w:r>
             <w:r>
               <w:rPr>
                 <w:rFonts w:eastAsia="標楷體" w:hint="eastAsia"/>
                 <w:bCs/>
               </w:rPr>
-              <w:t xml:space="preserve">   </w:t>
+              <w:t>年</w:t>
             </w:r>
             <w:r>
               <w:rPr>
                 <w:rFonts w:eastAsia="標楷體" w:hint="eastAsia"/>
                 <w:bCs/>
               </w:rPr>
-              <w:t>年</w:t>
+              <w:t>06</w:t>
             </w:r>
             <w:r>
               <w:rPr>
                 <w:rFonts w:eastAsia="標楷體" w:hint="eastAsia"/>
                 <w:bCs/>
               </w:rPr>
-              <w:t xml:space="preserve">   </w:t>
+              <w:t>月</w:t>
             </w:r>
             <w:r>
               <w:rPr>
                 <w:rFonts w:eastAsia="標楷體" w:hint="eastAsia"/>
                 <w:bCs/>
               </w:rPr>
-              <w:t>月</w:t>
-            </w:r>
-            <w:r>
-              <w:rPr>
-                <w:rFonts w:eastAsia="標楷體" w:hint="eastAsia"/>
-                <w:bCs/>
-              </w:rPr>
-              <w:t xml:space="preserve">   </w:t>
+              <w:t>15</w:t>
             </w:r>
             <w:r>
               <w:rPr>
@@ -235,7 +228,7 @@
         </w:trPr>
         <w:tc>
           <w:tcPr>
-            <w:tcW w:w="1882" w:type="dxa"/>
+            <w:tcW w:w="1727" w:type="dxa"/>
             <w:vMerge w:val="restart"/>
             <w:vAlign w:val="center"/>
           </w:tcPr>
@@ -259,7 +252,7 @@
         </w:tc>
         <w:tc>
           <w:tcPr>
-            <w:tcW w:w="894" w:type="dxa"/>
+            <w:tcW w:w="1239" w:type="dxa"/>
             <w:vAlign w:val="center"/>
           </w:tcPr>
           <w:p>
@@ -282,7 +275,7 @@
         </w:tc>
         <w:tc>
           <w:tcPr>
-            <w:tcW w:w="7030" w:type="dxa"/>
+            <w:tcW w:w="6840" w:type="dxa"/>
             <w:gridSpan w:val="5"/>
             <w:vAlign w:val="center"/>
           </w:tcPr>
@@ -300,7 +293,23 @@
                 <w:rFonts w:eastAsia="標楷體" w:hAnsi="標楷體"/>
                 <w:bCs/>
               </w:rPr>
-              <w:t>骨盆底巨大硬皮囊腫模擬直腸黏膜下惡性腫瘤：病例報告</w:t>
+              <w:t>骨盆底巨大硬皮囊</w:t>
+            </w:r>
+            <w:proofErr w:type="gramStart"/>
+            <w:r>
+              <w:rPr>
+                <w:rFonts w:eastAsia="標楷體" w:hAnsi="標楷體"/>
+                <w:bCs/>
+              </w:rPr>
+              <w:t>腫</w:t>
+            </w:r>
+            <w:proofErr w:type="gramEnd"/>
+            <w:r>
+              <w:rPr>
+                <w:rFonts w:eastAsia="標楷體" w:hAnsi="標楷體"/>
+                <w:bCs/>
+              </w:rPr>
+              <w:t>擬似直腸惡性腫瘤：病例報告</w:t>
             </w:r>
           </w:p>
         </w:tc>
@@ -313,7 +322,7 @@
         </w:trPr>
         <w:tc>
           <w:tcPr>
-            <w:tcW w:w="1882" w:type="dxa"/>
+            <w:tcW w:w="1727" w:type="dxa"/>
             <w:vMerge/>
             <w:tcBorders>
               <w:bottom w:val="single" w:sz="4" w:space="0" w:color="auto"/>
@@ -332,7 +341,7 @@
         </w:tc>
         <w:tc>
           <w:tcPr>
-            <w:tcW w:w="894" w:type="dxa"/>
+            <w:tcW w:w="1239" w:type="dxa"/>
             <w:tcBorders>
               <w:bottom w:val="single" w:sz="4" w:space="0" w:color="auto"/>
             </w:tcBorders>
@@ -358,7 +367,7 @@
         </w:tc>
         <w:tc>
           <w:tcPr>
-            <w:tcW w:w="7030" w:type="dxa"/>
+            <w:tcW w:w="6840" w:type="dxa"/>
             <w:gridSpan w:val="5"/>
             <w:tcBorders>
               <w:bottom w:val="single" w:sz="4" w:space="0" w:color="auto"/>
@@ -379,7 +388,7 @@
                 <w:rFonts w:eastAsia="標楷體" w:hAnsi="標楷體"/>
                 <w:bCs/>
               </w:rPr>
-              <w:t>A Large Epidermoid Cyst of the Pelvic Floor Mimicking Rectal Submucosal Malignancy: A Case Report</w:t>
+              <w:t>A Large Epidermoid Cyst of the Pelvic Floor Mimicking Rectal Malignancy: A Case Report</w:t>
             </w:r>
           </w:p>
         </w:tc>
@@ -392,7 +401,7 @@
         </w:trPr>
         <w:tc>
           <w:tcPr>
-            <w:tcW w:w="1882" w:type="dxa"/>
+            <w:tcW w:w="1727" w:type="dxa"/>
             <w:vMerge w:val="restart"/>
             <w:tcBorders>
               <w:left w:val="single" w:sz="4" w:space="0" w:color="auto"/>
@@ -430,7 +439,7 @@
         </w:tc>
         <w:tc>
           <w:tcPr>
-            <w:tcW w:w="3742" w:type="dxa"/>
+            <w:tcW w:w="3955" w:type="dxa"/>
             <w:gridSpan w:val="3"/>
             <w:tcBorders>
               <w:top w:val="single" w:sz="4" w:space="0" w:color="auto"/>
@@ -457,7 +466,7 @@
         </w:tc>
         <w:tc>
           <w:tcPr>
-            <w:tcW w:w="4182" w:type="dxa"/>
+            <w:tcW w:w="4124" w:type="dxa"/>
             <w:gridSpan w:val="3"/>
             <w:tcBorders>
               <w:top w:val="single" w:sz="4" w:space="0" w:color="auto"/>
@@ -497,7 +506,7 @@
         </w:trPr>
         <w:tc>
           <w:tcPr>
-            <w:tcW w:w="1882" w:type="dxa"/>
+            <w:tcW w:w="1727" w:type="dxa"/>
             <w:vMerge/>
             <w:tcBorders>
               <w:left w:val="single" w:sz="4" w:space="0" w:color="auto"/>
@@ -516,7 +525,7 @@
         </w:tc>
         <w:tc>
           <w:tcPr>
-            <w:tcW w:w="3742" w:type="dxa"/>
+            <w:tcW w:w="3955" w:type="dxa"/>
             <w:gridSpan w:val="3"/>
             <w:tcBorders>
               <w:top w:val="nil"/>
@@ -530,7 +539,7 @@
             <w:pPr>
               <w:jc w:val="both"/>
               <w:rPr>
-                <w:rFonts w:eastAsia="標楷體"/>
+                <w:rFonts w:eastAsia="標楷體" w:hint="eastAsia"/>
               </w:rPr>
             </w:pPr>
             <w:r>
@@ -553,21 +562,15 @@
             </w:r>
             <w:r>
               <w:rPr>
-                <w:rFonts w:eastAsia="標楷體" w:hAnsi="標楷體"/>
-              </w:rPr>
-              <w:t xml:space="preserve"> </w:t>
-            </w:r>
-            <w:r>
-              <w:rPr>
-                <w:rFonts w:eastAsia="標楷體" w:hAnsi="標楷體"/>
-              </w:rPr>
-              <w:t>直腸外科</w:t>
-            </w:r>
-          </w:p>
-        </w:tc>
-        <w:tc>
-          <w:tcPr>
-            <w:tcW w:w="4182" w:type="dxa"/>
+                <w:rFonts w:eastAsia="標楷體" w:hAnsi="標楷體" w:hint="eastAsia"/>
+              </w:rPr>
+              <w:t>一般外科</w:t>
+            </w:r>
+          </w:p>
+        </w:tc>
+        <w:tc>
+          <w:tcPr>
+            <w:tcW w:w="4124" w:type="dxa"/>
             <w:gridSpan w:val="3"/>
             <w:tcBorders>
               <w:top w:val="nil"/>
@@ -581,14 +584,20 @@
             <w:pPr>
               <w:jc w:val="both"/>
               <w:rPr>
-                <w:rFonts w:eastAsia="標楷體" w:hint="eastAsia"/>
+                <w:rFonts w:eastAsia="標楷體"/>
               </w:rPr>
             </w:pPr>
             <w:r>
               <w:rPr>
                 <w:rFonts w:eastAsia="標楷體" w:hAnsi="標楷體"/>
               </w:rPr>
-              <w:t>職稱：</w:t>
+              <w:t>職稱：主</w:t>
+            </w:r>
+            <w:r>
+              <w:rPr>
+                <w:rFonts w:eastAsia="標楷體" w:hAnsi="標楷體" w:hint="eastAsia"/>
+              </w:rPr>
+              <w:t>任</w:t>
             </w:r>
           </w:p>
         </w:tc>
@@ -601,7 +610,7 @@
         </w:trPr>
         <w:tc>
           <w:tcPr>
-            <w:tcW w:w="1882" w:type="dxa"/>
+            <w:tcW w:w="1727" w:type="dxa"/>
             <w:vMerge/>
             <w:tcBorders>
               <w:left w:val="single" w:sz="4" w:space="0" w:color="auto"/>
@@ -620,7 +629,7 @@
         </w:tc>
         <w:tc>
           <w:tcPr>
-            <w:tcW w:w="3742" w:type="dxa"/>
+            <w:tcW w:w="3955" w:type="dxa"/>
             <w:gridSpan w:val="3"/>
             <w:tcBorders>
               <w:top w:val="nil"/>
@@ -653,7 +662,7 @@
         </w:tc>
         <w:tc>
           <w:tcPr>
-            <w:tcW w:w="4182" w:type="dxa"/>
+            <w:tcW w:w="4124" w:type="dxa"/>
             <w:gridSpan w:val="3"/>
             <w:tcBorders>
               <w:top w:val="nil"/>
@@ -699,7 +708,7 @@
         </w:trPr>
         <w:tc>
           <w:tcPr>
-            <w:tcW w:w="1882" w:type="dxa"/>
+            <w:tcW w:w="1727" w:type="dxa"/>
             <w:tcBorders>
               <w:left w:val="single" w:sz="4" w:space="0" w:color="auto"/>
               <w:right w:val="single" w:sz="4" w:space="0" w:color="auto"/>
@@ -729,7 +738,7 @@
         </w:tc>
         <w:tc>
           <w:tcPr>
-            <w:tcW w:w="7924" w:type="dxa"/>
+            <w:tcW w:w="8079" w:type="dxa"/>
             <w:gridSpan w:val="6"/>
             <w:tcBorders>
               <w:top w:val="single" w:sz="4" w:space="0" w:color="auto"/>
@@ -829,7 +838,7 @@
         </w:trPr>
         <w:tc>
           <w:tcPr>
-            <w:tcW w:w="1882" w:type="dxa"/>
+            <w:tcW w:w="1727" w:type="dxa"/>
             <w:tcBorders>
               <w:left w:val="single" w:sz="4" w:space="0" w:color="auto"/>
               <w:bottom w:val="nil"/>
@@ -860,7 +869,7 @@
         </w:tc>
         <w:tc>
           <w:tcPr>
-            <w:tcW w:w="7924" w:type="dxa"/>
+            <w:tcW w:w="8079" w:type="dxa"/>
             <w:gridSpan w:val="6"/>
             <w:tcBorders>
               <w:top w:val="single" w:sz="4" w:space="0" w:color="auto"/>
@@ -930,7 +939,7 @@
         </w:trPr>
         <w:tc>
           <w:tcPr>
-            <w:tcW w:w="1882" w:type="dxa"/>
+            <w:tcW w:w="1727" w:type="dxa"/>
             <w:tcBorders>
               <w:left w:val="single" w:sz="4" w:space="0" w:color="auto"/>
               <w:right w:val="single" w:sz="4" w:space="0" w:color="auto"/>
@@ -955,7 +964,7 @@
         </w:tc>
         <w:tc>
           <w:tcPr>
-            <w:tcW w:w="7924" w:type="dxa"/>
+            <w:tcW w:w="8079" w:type="dxa"/>
             <w:gridSpan w:val="6"/>
             <w:tcBorders>
               <w:top w:val="single" w:sz="4" w:space="0" w:color="auto"/>
@@ -1003,7 +1012,7 @@
         </w:trPr>
         <w:tc>
           <w:tcPr>
-            <w:tcW w:w="1882" w:type="dxa"/>
+            <w:tcW w:w="1727" w:type="dxa"/>
             <w:tcBorders>
               <w:left w:val="single" w:sz="4" w:space="0" w:color="auto"/>
               <w:right w:val="single" w:sz="4" w:space="0" w:color="auto"/>
@@ -1027,7 +1036,7 @@
         </w:tc>
         <w:tc>
           <w:tcPr>
-            <w:tcW w:w="1899" w:type="dxa"/>
+            <w:tcW w:w="2233" w:type="dxa"/>
             <w:gridSpan w:val="2"/>
             <w:tcBorders>
               <w:top w:val="single" w:sz="4" w:space="0" w:color="auto"/>
@@ -1067,7 +1076,7 @@
         </w:tc>
         <w:tc>
           <w:tcPr>
-            <w:tcW w:w="1843" w:type="dxa"/>
+            <w:tcW w:w="1722" w:type="dxa"/>
             <w:tcBorders>
               <w:top w:val="single" w:sz="4" w:space="0" w:color="auto"/>
               <w:left w:val="single" w:sz="4" w:space="0" w:color="auto"/>
@@ -1106,7 +1115,7 @@
         </w:tc>
         <w:tc>
           <w:tcPr>
-            <w:tcW w:w="1559" w:type="dxa"/>
+            <w:tcW w:w="1515" w:type="dxa"/>
             <w:tcBorders>
               <w:top w:val="single" w:sz="4" w:space="0" w:color="auto"/>
               <w:left w:val="single" w:sz="4" w:space="0" w:color="auto"/>
@@ -1145,7 +1154,7 @@
         </w:tc>
         <w:tc>
           <w:tcPr>
-            <w:tcW w:w="2623" w:type="dxa"/>
+            <w:tcW w:w="2609" w:type="dxa"/>
             <w:gridSpan w:val="2"/>
             <w:tcBorders>
               <w:top w:val="single" w:sz="4" w:space="0" w:color="auto"/>
@@ -1193,7 +1202,7 @@
         </w:trPr>
         <w:tc>
           <w:tcPr>
-            <w:tcW w:w="1882" w:type="dxa"/>
+            <w:tcW w:w="1727" w:type="dxa"/>
             <w:tcBorders>
               <w:left w:val="single" w:sz="4" w:space="0" w:color="auto"/>
               <w:right w:val="single" w:sz="4" w:space="0" w:color="auto"/>
@@ -1217,7 +1226,7 @@
         </w:tc>
         <w:tc>
           <w:tcPr>
-            <w:tcW w:w="1899" w:type="dxa"/>
+            <w:tcW w:w="2233" w:type="dxa"/>
             <w:gridSpan w:val="2"/>
             <w:tcBorders>
               <w:top w:val="single" w:sz="4" w:space="0" w:color="auto"/>
@@ -1235,17 +1244,21 @@
                 <w:tab w:val="clear" w:pos="8306"/>
               </w:tabs>
               <w:spacing w:line="240" w:lineRule="exact"/>
-              <w:jc w:val="both"/>
-              <w:rPr>
-                <w:rFonts w:ascii="標楷體" w:eastAsia="標楷體" w:hAnsi="標楷體"/>
-                <w:kern w:val="2"/>
-                <w:lang w:val="en-US" w:eastAsia="zh-TW"/>
-              </w:rPr>
-            </w:pPr>
-            <w:r>
-              <w:rPr>
-                <w:rFonts w:ascii="標楷體" w:eastAsia="標楷體" w:hAnsi="標楷體" w:hint="eastAsia"/>
-                <w:kern w:val="2"/>
+              <w:jc w:val="center"/>
+              <w:rPr>
+                <w:rFonts w:ascii="標楷體" w:eastAsia="標楷體" w:hAnsi="標楷體"/>
+                <w:kern w:val="2"/>
+                <w:sz w:val="24"/>
+                <w:szCs w:val="24"/>
+                <w:lang w:val="en-US" w:eastAsia="zh-TW"/>
+              </w:rPr>
+            </w:pPr>
+            <w:r>
+              <w:rPr>
+                <w:rFonts w:ascii="標楷體" w:eastAsia="標楷體" w:hAnsi="標楷體" w:hint="eastAsia"/>
+                <w:kern w:val="2"/>
+                <w:sz w:val="24"/>
+                <w:szCs w:val="24"/>
                 <w:lang w:val="en-US" w:eastAsia="zh-TW"/>
               </w:rPr>
               <w:t>陳紹寬</w:t>
@@ -1254,7 +1267,116 @@
         </w:tc>
         <w:tc>
           <w:tcPr>
-            <w:tcW w:w="1843" w:type="dxa"/>
+            <w:tcW w:w="1722" w:type="dxa"/>
+            <w:tcBorders>
+              <w:top w:val="single" w:sz="4" w:space="0" w:color="auto"/>
+              <w:left w:val="single" w:sz="4" w:space="0" w:color="auto"/>
+              <w:bottom w:val="single" w:sz="4" w:space="0" w:color="auto"/>
+              <w:right w:val="single" w:sz="4" w:space="0" w:color="auto"/>
+            </w:tcBorders>
+            <w:vAlign w:val="center"/>
+          </w:tcPr>
+          <w:p>
+            <w:pPr>
+              <w:pStyle w:val="a3"/>
+              <w:tabs>
+                <w:tab w:val="clear" w:pos="4153"/>
+                <w:tab w:val="clear" w:pos="8306"/>
+              </w:tabs>
+              <w:spacing w:line="240" w:lineRule="exact"/>
+              <w:jc w:val="center"/>
+              <w:rPr>
+                <w:rFonts w:ascii="標楷體" w:eastAsia="標楷體" w:hAnsi="標楷體"/>
+                <w:kern w:val="2"/>
+                <w:sz w:val="24"/>
+                <w:szCs w:val="24"/>
+                <w:lang w:val="en-US" w:eastAsia="zh-TW"/>
+              </w:rPr>
+            </w:pPr>
+            <w:r>
+              <w:rPr>
+                <w:rFonts w:ascii="標楷體" w:eastAsia="標楷體" w:hAnsi="標楷體" w:hint="eastAsia"/>
+                <w:kern w:val="2"/>
+                <w:sz w:val="24"/>
+                <w:szCs w:val="24"/>
+                <w:lang w:val="en-US" w:eastAsia="zh-TW"/>
+              </w:rPr>
+              <w:t xml:space="preserve">外科部 </w:t>
+            </w:r>
+          </w:p>
+          <w:p>
+            <w:pPr>
+              <w:pStyle w:val="a3"/>
+              <w:tabs>
+                <w:tab w:val="clear" w:pos="4153"/>
+                <w:tab w:val="clear" w:pos="8306"/>
+              </w:tabs>
+              <w:spacing w:line="240" w:lineRule="exact"/>
+              <w:jc w:val="center"/>
+              <w:rPr>
+                <w:rFonts w:ascii="標楷體" w:eastAsia="標楷體" w:hAnsi="標楷體"/>
+                <w:kern w:val="2"/>
+                <w:sz w:val="24"/>
+                <w:szCs w:val="24"/>
+                <w:lang w:val="en-US" w:eastAsia="zh-TW"/>
+              </w:rPr>
+            </w:pPr>
+            <w:r>
+              <w:rPr>
+                <w:rFonts w:ascii="標楷體" w:eastAsia="標楷體" w:hAnsi="標楷體" w:hint="eastAsia"/>
+                <w:kern w:val="2"/>
+                <w:sz w:val="24"/>
+                <w:szCs w:val="24"/>
+                <w:lang w:val="en-US" w:eastAsia="zh-TW"/>
+              </w:rPr>
+              <w:t>泌尿科</w:t>
+            </w:r>
+          </w:p>
+        </w:tc>
+        <w:tc>
+          <w:tcPr>
+            <w:tcW w:w="1515" w:type="dxa"/>
+            <w:tcBorders>
+              <w:top w:val="single" w:sz="4" w:space="0" w:color="auto"/>
+              <w:left w:val="single" w:sz="4" w:space="0" w:color="auto"/>
+              <w:bottom w:val="single" w:sz="4" w:space="0" w:color="auto"/>
+              <w:right w:val="single" w:sz="4" w:space="0" w:color="auto"/>
+            </w:tcBorders>
+            <w:vAlign w:val="center"/>
+          </w:tcPr>
+          <w:p>
+            <w:pPr>
+              <w:pStyle w:val="a3"/>
+              <w:tabs>
+                <w:tab w:val="clear" w:pos="4153"/>
+                <w:tab w:val="clear" w:pos="8306"/>
+              </w:tabs>
+              <w:spacing w:line="240" w:lineRule="exact"/>
+              <w:jc w:val="center"/>
+              <w:rPr>
+                <w:rFonts w:ascii="標楷體" w:eastAsia="標楷體" w:hAnsi="標楷體"/>
+                <w:kern w:val="2"/>
+                <w:sz w:val="24"/>
+                <w:szCs w:val="24"/>
+                <w:lang w:val="en-US" w:eastAsia="zh-TW"/>
+              </w:rPr>
+            </w:pPr>
+            <w:r>
+              <w:rPr>
+                <w:rFonts w:ascii="標楷體" w:eastAsia="標楷體" w:hAnsi="標楷體" w:hint="eastAsia"/>
+                <w:kern w:val="2"/>
+                <w:sz w:val="24"/>
+                <w:szCs w:val="24"/>
+                <w:lang w:val="en-US" w:eastAsia="zh-TW"/>
+              </w:rPr>
+              <w:t>61486</w:t>
+            </w:r>
+          </w:p>
+        </w:tc>
+        <w:tc>
+          <w:tcPr>
+            <w:tcW w:w="2609" w:type="dxa"/>
+            <w:gridSpan w:val="2"/>
             <w:tcBorders>
               <w:top w:val="single" w:sz="4" w:space="0" w:color="auto"/>
               <w:left w:val="single" w:sz="4" w:space="0" w:color="auto"/>
@@ -1281,19 +1403,61 @@
             </w:pPr>
             <w:r>
               <w:rPr>
-                <w:rFonts w:ascii="標楷體" w:eastAsia="標楷體" w:hAnsi="標楷體" w:hint="eastAsia"/>
-                <w:kern w:val="2"/>
-                <w:sz w:val="24"/>
-                <w:szCs w:val="24"/>
-                <w:lang w:val="en-US" w:eastAsia="zh-TW"/>
-              </w:rPr>
-              <w:t>外科部 泌尿科</w:t>
-            </w:r>
-          </w:p>
-        </w:tc>
-        <w:tc>
-          <w:tcPr>
-            <w:tcW w:w="1559" w:type="dxa"/>
+                <w:rFonts w:ascii="標楷體" w:eastAsia="標楷體" w:hAnsi="標楷體"/>
+                <w:kern w:val="2"/>
+                <w:sz w:val="24"/>
+                <w:szCs w:val="24"/>
+                <w:lang w:val="en-US" w:eastAsia="zh-TW"/>
+              </w:rPr>
+              <w:t>C</w:t>
+            </w:r>
+            <w:r>
+              <w:rPr>
+                <w:rFonts w:ascii="標楷體" w:eastAsia="標楷體" w:hAnsi="標楷體" w:hint="eastAsia"/>
+                <w:kern w:val="2"/>
+                <w:sz w:val="24"/>
+                <w:szCs w:val="24"/>
+                <w:lang w:val="en-US" w:eastAsia="zh-TW"/>
+              </w:rPr>
+              <w:t>gh05315@cgh.org.tw</w:t>
+            </w:r>
+          </w:p>
+        </w:tc>
+      </w:tr>
+      <w:tr>
+        <w:trPr>
+          <w:cantSplit/>
+          <w:trHeight w:val="420"/>
+          <w:jc w:val="center"/>
+        </w:trPr>
+        <w:tc>
+          <w:tcPr>
+            <w:tcW w:w="1727" w:type="dxa"/>
+            <w:tcBorders>
+              <w:left w:val="single" w:sz="4" w:space="0" w:color="auto"/>
+              <w:right w:val="single" w:sz="4" w:space="0" w:color="auto"/>
+            </w:tcBorders>
+            <w:vAlign w:val="center"/>
+          </w:tcPr>
+          <w:p>
+            <w:pPr>
+              <w:jc w:val="both"/>
+              <w:rPr>
+                <w:rFonts w:ascii="標楷體" w:eastAsia="標楷體" w:hAnsi="標楷體"/>
+              </w:rPr>
+            </w:pPr>
+            <w:r>
+              <w:rPr>
+                <w:rFonts w:ascii="標楷體" w:eastAsia="標楷體" w:hAnsi="標楷體" w:hint="eastAsia"/>
+              </w:rPr>
+              <w:t>協同主持人</w:t>
+            </w:r>
+          </w:p>
+        </w:tc>
+        <w:tc>
+          <w:tcPr>
+            <w:tcW w:w="2233" w:type="dxa"/>
+            <w:gridSpan w:val="2"/>
             <w:tcBorders>
               <w:top w:val="single" w:sz="4" w:space="0" w:color="auto"/>
               <w:left w:val="single" w:sz="4" w:space="0" w:color="auto"/>
@@ -1309,31 +1473,31 @@
                 <w:tab w:val="clear" w:pos="4153"/>
                 <w:tab w:val="clear" w:pos="8306"/>
               </w:tabs>
-              <w:jc w:val="both"/>
-              <w:rPr>
-                <w:rFonts w:ascii="標楷體" w:eastAsia="標楷體" w:hAnsi="標楷體"/>
-                <w:kern w:val="2"/>
-                <w:sz w:val="24"/>
-                <w:szCs w:val="24"/>
-                <w:lang w:val="en-US" w:eastAsia="zh-TW"/>
-              </w:rPr>
-            </w:pPr>
-            <w:r>
-              <w:rPr>
-                <w:rFonts w:ascii="標楷體" w:eastAsia="標楷體" w:hAnsi="標楷體" w:hint="eastAsia"/>
-                <w:kern w:val="2"/>
-                <w:sz w:val="24"/>
-                <w:szCs w:val="24"/>
-                <w:lang w:val="en-US" w:eastAsia="zh-TW"/>
-              </w:rPr>
-              <w:t>61486</w:t>
-            </w:r>
-          </w:p>
-        </w:tc>
-        <w:tc>
-          <w:tcPr>
-            <w:tcW w:w="2623" w:type="dxa"/>
-            <w:gridSpan w:val="2"/>
+              <w:spacing w:line="240" w:lineRule="exact"/>
+              <w:jc w:val="center"/>
+              <w:rPr>
+                <w:rFonts w:ascii="標楷體" w:eastAsia="標楷體" w:hAnsi="標楷體"/>
+                <w:kern w:val="2"/>
+                <w:sz w:val="24"/>
+                <w:szCs w:val="24"/>
+                <w:lang w:val="en-US" w:eastAsia="zh-TW"/>
+              </w:rPr>
+            </w:pPr>
+            <w:r>
+              <w:rPr>
+                <w:rFonts w:ascii="標楷體" w:eastAsia="標楷體" w:hAnsi="標楷體" w:hint="eastAsia"/>
+                <w:kern w:val="2"/>
+                <w:sz w:val="24"/>
+                <w:szCs w:val="24"/>
+                <w:lang w:val="en-US" w:eastAsia="zh-TW"/>
+              </w:rPr>
+              <w:t>王子建</w:t>
+            </w:r>
+          </w:p>
+        </w:tc>
+        <w:tc>
+          <w:tcPr>
+            <w:tcW w:w="1722" w:type="dxa"/>
             <w:tcBorders>
               <w:top w:val="single" w:sz="4" w:space="0" w:color="auto"/>
               <w:left w:val="single" w:sz="4" w:space="0" w:color="auto"/>
@@ -1349,34 +1513,336 @@
                 <w:tab w:val="clear" w:pos="4153"/>
                 <w:tab w:val="clear" w:pos="8306"/>
               </w:tabs>
+              <w:jc w:val="center"/>
+              <w:rPr>
+                <w:rFonts w:ascii="標楷體" w:eastAsia="標楷體" w:hAnsi="標楷體"/>
+                <w:kern w:val="2"/>
+                <w:sz w:val="24"/>
+                <w:szCs w:val="24"/>
+                <w:lang w:val="en-US" w:eastAsia="zh-TW"/>
+              </w:rPr>
+            </w:pPr>
+            <w:r>
+              <w:rPr>
+                <w:rFonts w:ascii="標楷體" w:eastAsia="標楷體" w:hAnsi="標楷體" w:hint="eastAsia"/>
+                <w:kern w:val="2"/>
+                <w:sz w:val="24"/>
+                <w:szCs w:val="24"/>
+                <w:lang w:val="en-US" w:eastAsia="zh-TW"/>
+              </w:rPr>
+              <w:t>護理部</w:t>
+            </w:r>
+          </w:p>
+        </w:tc>
+        <w:tc>
+          <w:tcPr>
+            <w:tcW w:w="1515" w:type="dxa"/>
+            <w:tcBorders>
+              <w:top w:val="single" w:sz="4" w:space="0" w:color="auto"/>
+              <w:left w:val="single" w:sz="4" w:space="0" w:color="auto"/>
+              <w:bottom w:val="single" w:sz="4" w:space="0" w:color="auto"/>
+              <w:right w:val="single" w:sz="4" w:space="0" w:color="auto"/>
+            </w:tcBorders>
+            <w:vAlign w:val="center"/>
+          </w:tcPr>
+          <w:p>
+            <w:pPr>
+              <w:pStyle w:val="a3"/>
+              <w:tabs>
+                <w:tab w:val="clear" w:pos="4153"/>
+                <w:tab w:val="clear" w:pos="8306"/>
+              </w:tabs>
+              <w:jc w:val="center"/>
+              <w:rPr>
+                <w:rFonts w:ascii="標楷體" w:eastAsia="標楷體" w:hAnsi="標楷體"/>
+                <w:kern w:val="2"/>
+                <w:sz w:val="24"/>
+                <w:szCs w:val="24"/>
+                <w:lang w:val="en-US" w:eastAsia="zh-TW"/>
+              </w:rPr>
+            </w:pPr>
+            <w:r>
+              <w:rPr>
+                <w:rFonts w:ascii="標楷體" w:eastAsia="標楷體" w:hAnsi="標楷體" w:hint="eastAsia"/>
+                <w:kern w:val="2"/>
+                <w:sz w:val="24"/>
+                <w:szCs w:val="24"/>
+                <w:lang w:val="en-US" w:eastAsia="zh-TW"/>
+              </w:rPr>
+              <w:t>62875</w:t>
+            </w:r>
+          </w:p>
+        </w:tc>
+        <w:tc>
+          <w:tcPr>
+            <w:tcW w:w="2609" w:type="dxa"/>
+            <w:gridSpan w:val="2"/>
+            <w:tcBorders>
+              <w:top w:val="single" w:sz="4" w:space="0" w:color="auto"/>
+              <w:left w:val="single" w:sz="4" w:space="0" w:color="auto"/>
+              <w:bottom w:val="single" w:sz="4" w:space="0" w:color="auto"/>
+              <w:right w:val="single" w:sz="4" w:space="0" w:color="auto"/>
+            </w:tcBorders>
+            <w:vAlign w:val="center"/>
+          </w:tcPr>
+          <w:p>
+            <w:pPr>
+              <w:pStyle w:val="a3"/>
+              <w:tabs>
+                <w:tab w:val="clear" w:pos="4153"/>
+                <w:tab w:val="clear" w:pos="8306"/>
+              </w:tabs>
+              <w:jc w:val="center"/>
+              <w:rPr>
+                <w:rFonts w:ascii="標楷體" w:eastAsia="標楷體" w:hAnsi="標楷體"/>
+                <w:kern w:val="2"/>
+                <w:sz w:val="24"/>
+                <w:szCs w:val="24"/>
+                <w:lang w:val="en-US" w:eastAsia="zh-TW"/>
+              </w:rPr>
+            </w:pPr>
+            <w:r>
+              <w:rPr>
+                <w:rFonts w:ascii="標楷體" w:eastAsia="標楷體" w:hAnsi="標楷體"/>
+                <w:kern w:val="2"/>
+                <w:sz w:val="24"/>
+                <w:szCs w:val="24"/>
+                <w:lang w:val="en-US" w:eastAsia="zh-TW"/>
+              </w:rPr>
+              <w:t>cgh380131@cgh.org.tw</w:t>
+            </w:r>
+            <w:r>
+              <w:rPr>
+                <w:rFonts w:ascii="標楷體" w:eastAsia="標楷體" w:hAnsi="標楷體"/>
+                <w:kern w:val="2"/>
+                <w:sz w:val="24"/>
+                <w:szCs w:val="24"/>
+                <w:lang w:val="en-US" w:eastAsia="zh-TW"/>
+              </w:rPr>
+              <w:br/>
+              <w:t>（</w:t>
+            </w:r>
+            <w:proofErr w:type="spellStart"/>
+            <w:r>
+              <w:rPr>
+                <w:rFonts w:ascii="標楷體" w:eastAsia="標楷體" w:hAnsi="標楷體"/>
+                <w:kern w:val="2"/>
+                <w:sz w:val="24"/>
+                <w:szCs w:val="24"/>
+                <w:lang w:val="en-US" w:eastAsia="zh-TW"/>
+              </w:rPr>
+              <w:t>email待填</w:t>
+            </w:r>
+            <w:proofErr w:type="spellEnd"/>
+            <w:r>
+              <w:rPr>
+                <w:rFonts w:ascii="標楷體" w:eastAsia="標楷體" w:hAnsi="標楷體"/>
+                <w:kern w:val="2"/>
+                <w:sz w:val="24"/>
+                <w:szCs w:val="24"/>
+                <w:lang w:val="en-US" w:eastAsia="zh-TW"/>
+              </w:rPr>
+              <w:t>）</w:t>
+            </w:r>
+          </w:p>
+        </w:tc>
+      </w:tr>
+      <w:tr>
+        <w:trPr>
+          <w:cantSplit/>
+          <w:trHeight w:val="615"/>
+          <w:jc w:val="center"/>
+        </w:trPr>
+        <w:tc>
+          <w:tcPr>
+            <w:tcW w:w="1727" w:type="dxa"/>
+            <w:tcBorders>
+              <w:left w:val="single" w:sz="4" w:space="0" w:color="auto"/>
+              <w:right w:val="single" w:sz="4" w:space="0" w:color="auto"/>
+            </w:tcBorders>
+            <w:vAlign w:val="center"/>
+          </w:tcPr>
+          <w:p>
+            <w:pPr>
               <w:jc w:val="both"/>
               <w:rPr>
                 <w:rFonts w:ascii="標楷體" w:eastAsia="標楷體" w:hAnsi="標楷體" w:hint="eastAsia"/>
-                <w:kern w:val="2"/>
-                <w:sz w:val="24"/>
-                <w:szCs w:val="24"/>
-                <w:lang w:val="en-US" w:eastAsia="zh-TW"/>
-              </w:rPr>
-            </w:pPr>
-            <w:r>
-              <w:rPr>
-                <w:rFonts w:ascii="標楷體" w:eastAsia="標楷體" w:hAnsi="標楷體"/>
-                <w:kern w:val="2"/>
-                <w:sz w:val="24"/>
-                <w:szCs w:val="24"/>
-                <w:lang w:val="en-US" w:eastAsia="zh-TW"/>
-              </w:rPr>
-              <w:t>C</w:t>
-            </w:r>
-            <w:r>
-              <w:rPr>
-                <w:rFonts w:ascii="標楷體" w:eastAsia="標楷體" w:hAnsi="標楷體" w:hint="eastAsia"/>
-                <w:kern w:val="2"/>
-                <w:sz w:val="24"/>
-                <w:szCs w:val="24"/>
-                <w:lang w:val="en-US" w:eastAsia="zh-TW"/>
-              </w:rPr>
-              <w:t>gh05315@cgh.org.tw</w:t>
+              </w:rPr>
+            </w:pPr>
+            <w:r>
+              <w:rPr>
+                <w:rFonts w:ascii="標楷體" w:eastAsia="標楷體" w:hAnsi="標楷體" w:hint="eastAsia"/>
+              </w:rPr>
+              <w:t>協同主持人</w:t>
+            </w:r>
+          </w:p>
+        </w:tc>
+        <w:tc>
+          <w:tcPr>
+            <w:tcW w:w="2233" w:type="dxa"/>
+            <w:gridSpan w:val="2"/>
+            <w:tcBorders>
+              <w:top w:val="single" w:sz="4" w:space="0" w:color="auto"/>
+              <w:left w:val="single" w:sz="4" w:space="0" w:color="auto"/>
+              <w:bottom w:val="single" w:sz="4" w:space="0" w:color="auto"/>
+              <w:right w:val="single" w:sz="4" w:space="0" w:color="auto"/>
+            </w:tcBorders>
+            <w:vAlign w:val="center"/>
+          </w:tcPr>
+          <w:p>
+            <w:pPr>
+              <w:pStyle w:val="a3"/>
+              <w:tabs>
+                <w:tab w:val="clear" w:pos="4153"/>
+                <w:tab w:val="clear" w:pos="8306"/>
+              </w:tabs>
+              <w:spacing w:line="240" w:lineRule="exact"/>
+              <w:jc w:val="center"/>
+              <w:rPr>
+                <w:rFonts w:ascii="標楷體" w:eastAsia="標楷體" w:hAnsi="標楷體" w:hint="eastAsia"/>
+                <w:kern w:val="2"/>
+                <w:sz w:val="24"/>
+                <w:szCs w:val="24"/>
+                <w:lang w:val="en-US" w:eastAsia="zh-TW"/>
+              </w:rPr>
+            </w:pPr>
+            <w:r>
+              <w:rPr>
+                <w:rFonts w:ascii="標楷體" w:eastAsia="標楷體" w:hAnsi="標楷體" w:hint="eastAsia"/>
+                <w:kern w:val="2"/>
+                <w:sz w:val="24"/>
+                <w:szCs w:val="24"/>
+                <w:lang w:val="en-US" w:eastAsia="zh-TW"/>
+              </w:rPr>
+              <w:t>吳美智</w:t>
+            </w:r>
+          </w:p>
+        </w:tc>
+        <w:tc>
+          <w:tcPr>
+            <w:tcW w:w="1722" w:type="dxa"/>
+            <w:tcBorders>
+              <w:top w:val="single" w:sz="4" w:space="0" w:color="auto"/>
+              <w:left w:val="single" w:sz="4" w:space="0" w:color="auto"/>
+              <w:bottom w:val="single" w:sz="4" w:space="0" w:color="auto"/>
+              <w:right w:val="single" w:sz="4" w:space="0" w:color="auto"/>
+            </w:tcBorders>
+            <w:vAlign w:val="center"/>
+          </w:tcPr>
+          <w:p>
+            <w:pPr>
+              <w:pStyle w:val="a3"/>
+              <w:tabs>
+                <w:tab w:val="clear" w:pos="4153"/>
+                <w:tab w:val="clear" w:pos="8306"/>
+              </w:tabs>
+              <w:jc w:val="center"/>
+              <w:rPr>
+                <w:rFonts w:ascii="標楷體" w:eastAsia="標楷體" w:hAnsi="標楷體" w:hint="eastAsia"/>
+                <w:kern w:val="2"/>
+                <w:sz w:val="24"/>
+                <w:szCs w:val="24"/>
+                <w:lang w:val="en-US" w:eastAsia="zh-TW"/>
+              </w:rPr>
+            </w:pPr>
+            <w:r>
+              <w:rPr>
+                <w:rFonts w:ascii="標楷體" w:eastAsia="標楷體" w:hAnsi="標楷體" w:hint="eastAsia"/>
+                <w:kern w:val="2"/>
+                <w:sz w:val="24"/>
+                <w:szCs w:val="24"/>
+                <w:lang w:val="en-US" w:eastAsia="zh-TW"/>
+              </w:rPr>
+              <w:t>護理部</w:t>
+            </w:r>
+          </w:p>
+        </w:tc>
+        <w:tc>
+          <w:tcPr>
+            <w:tcW w:w="1515" w:type="dxa"/>
+            <w:tcBorders>
+              <w:top w:val="single" w:sz="4" w:space="0" w:color="auto"/>
+              <w:left w:val="single" w:sz="4" w:space="0" w:color="auto"/>
+              <w:bottom w:val="single" w:sz="4" w:space="0" w:color="auto"/>
+              <w:right w:val="single" w:sz="4" w:space="0" w:color="auto"/>
+            </w:tcBorders>
+            <w:vAlign w:val="center"/>
+          </w:tcPr>
+          <w:p>
+            <w:pPr>
+              <w:pStyle w:val="a3"/>
+              <w:tabs>
+                <w:tab w:val="clear" w:pos="4153"/>
+                <w:tab w:val="clear" w:pos="8306"/>
+              </w:tabs>
+              <w:jc w:val="center"/>
+              <w:rPr>
+                <w:rFonts w:ascii="標楷體" w:eastAsia="標楷體" w:hAnsi="標楷體" w:hint="eastAsia"/>
+                <w:kern w:val="2"/>
+                <w:sz w:val="24"/>
+                <w:szCs w:val="24"/>
+                <w:lang w:val="en-US" w:eastAsia="zh-TW"/>
+              </w:rPr>
+            </w:pPr>
+            <w:r>
+              <w:rPr>
+                <w:rFonts w:ascii="標楷體" w:eastAsia="標楷體" w:hAnsi="標楷體" w:hint="eastAsia"/>
+                <w:kern w:val="2"/>
+                <w:sz w:val="24"/>
+                <w:szCs w:val="24"/>
+                <w:lang w:val="en-US" w:eastAsia="zh-TW"/>
+              </w:rPr>
+              <w:t>6</w:t>
+            </w:r>
+            <w:r>
+              <w:rPr>
+                <w:rFonts w:ascii="標楷體" w:eastAsia="標楷體" w:hAnsi="標楷體"/>
+                <w:kern w:val="2"/>
+                <w:sz w:val="24"/>
+                <w:szCs w:val="24"/>
+                <w:lang w:val="en-US" w:eastAsia="zh-TW"/>
+              </w:rPr>
+              <w:t>2863</w:t>
+            </w:r>
+          </w:p>
+        </w:tc>
+        <w:tc>
+          <w:tcPr>
+            <w:tcW w:w="2609" w:type="dxa"/>
+            <w:gridSpan w:val="2"/>
+            <w:tcBorders>
+              <w:top w:val="single" w:sz="4" w:space="0" w:color="auto"/>
+              <w:left w:val="single" w:sz="4" w:space="0" w:color="auto"/>
+              <w:bottom w:val="single" w:sz="4" w:space="0" w:color="auto"/>
+              <w:right w:val="single" w:sz="4" w:space="0" w:color="auto"/>
+            </w:tcBorders>
+            <w:vAlign w:val="center"/>
+          </w:tcPr>
+          <w:p>
+            <w:pPr>
+              <w:pStyle w:val="a3"/>
+              <w:tabs>
+                <w:tab w:val="clear" w:pos="4153"/>
+                <w:tab w:val="clear" w:pos="8306"/>
+              </w:tabs>
+              <w:jc w:val="center"/>
+              <w:rPr>
+                <w:rFonts w:ascii="標楷體" w:eastAsia="標楷體" w:hAnsi="標楷體"/>
+                <w:kern w:val="2"/>
+                <w:sz w:val="24"/>
+                <w:szCs w:val="24"/>
+                <w:lang w:val="en-US" w:eastAsia="zh-TW"/>
+              </w:rPr>
+            </w:pPr>
+            <w:r>
+              <w:rPr>
+                <w:rFonts w:ascii="標楷體" w:eastAsia="標楷體" w:hAnsi="標楷體"/>
+                <w:kern w:val="2"/>
+                <w:sz w:val="24"/>
+                <w:szCs w:val="24"/>
+                <w:lang w:val="en-US" w:eastAsia="zh-TW"/>
+              </w:rPr>
+              <w:t>chih900818@hotmail.com</w:t>
             </w:r>
           </w:p>
         </w:tc>
@@ -1389,7 +1855,7 @@
         </w:trPr>
         <w:tc>
           <w:tcPr>
-            <w:tcW w:w="1882" w:type="dxa"/>
+            <w:tcW w:w="1727" w:type="dxa"/>
             <w:tcBorders>
               <w:left w:val="single" w:sz="4" w:space="0" w:color="auto"/>
               <w:right w:val="single" w:sz="4" w:space="0" w:color="auto"/>
@@ -1407,25 +1873,13 @@
               <w:rPr>
                 <w:rFonts w:ascii="標楷體" w:eastAsia="標楷體" w:hAnsi="標楷體" w:hint="eastAsia"/>
               </w:rPr>
-              <w:t>研究助理</w:t>
-            </w:r>
-            <w:r>
-              <w:rPr>
-                <w:rFonts w:ascii="標楷體" w:eastAsia="標楷體" w:hAnsi="標楷體" w:hint="eastAsia"/>
-              </w:rPr>
-              <w:t>/</w:t>
-            </w:r>
-            <w:r>
-              <w:rPr>
-                <w:rFonts w:ascii="標楷體" w:eastAsia="標楷體" w:hAnsi="標楷體" w:hint="eastAsia"/>
-              </w:rPr>
-              <w:t>護士</w:t>
-            </w:r>
-          </w:p>
-        </w:tc>
-        <w:tc>
-          <w:tcPr>
-            <w:tcW w:w="1899" w:type="dxa"/>
+              <w:t>聯絡人</w:t>
+            </w:r>
+          </w:p>
+        </w:tc>
+        <w:tc>
+          <w:tcPr>
+            <w:tcW w:w="2233" w:type="dxa"/>
             <w:gridSpan w:val="2"/>
             <w:tcBorders>
               <w:top w:val="single" w:sz="4" w:space="0" w:color="auto"/>
@@ -1443,26 +1897,30 @@
                 <w:tab w:val="clear" w:pos="8306"/>
               </w:tabs>
               <w:spacing w:line="240" w:lineRule="exact"/>
-              <w:jc w:val="both"/>
-              <w:rPr>
-                <w:rFonts w:ascii="標楷體" w:eastAsia="標楷體" w:hAnsi="標楷體" w:hint="eastAsia"/>
-                <w:kern w:val="2"/>
-                <w:lang w:val="en-US" w:eastAsia="zh-TW"/>
-              </w:rPr>
-            </w:pPr>
-            <w:r>
-              <w:rPr>
-                <w:rFonts w:ascii="標楷體" w:eastAsia="標楷體" w:hAnsi="標楷體" w:hint="eastAsia"/>
-                <w:kern w:val="2"/>
-                <w:lang w:val="en-US" w:eastAsia="zh-TW"/>
-              </w:rPr>
-              <w:t>王子建</w:t>
-            </w:r>
-          </w:p>
-        </w:tc>
-        <w:tc>
-          <w:tcPr>
-            <w:tcW w:w="1843" w:type="dxa"/>
+              <w:jc w:val="center"/>
+              <w:rPr>
+                <w:rFonts w:ascii="標楷體" w:eastAsia="標楷體" w:hAnsi="標楷體" w:hint="eastAsia"/>
+                <w:kern w:val="2"/>
+                <w:sz w:val="24"/>
+                <w:szCs w:val="24"/>
+                <w:lang w:val="en-US" w:eastAsia="zh-TW"/>
+              </w:rPr>
+            </w:pPr>
+            <w:r>
+              <w:rPr>
+                <w:rFonts w:ascii="標楷體" w:eastAsia="標楷體" w:hAnsi="標楷體"/>
+                <w:kern w:val="2"/>
+                <w:sz w:val="24"/>
+                <w:szCs w:val="24"/>
+                <w:lang w:val="en-US" w:eastAsia="zh-TW"/>
+              </w:rPr>
+              <w:t xml:space="preserve">王子建　　</w:t>
+            </w:r>
+          </w:p>
+        </w:tc>
+        <w:tc>
+          <w:tcPr>
+            <w:tcW w:w="1722" w:type="dxa"/>
             <w:tcBorders>
               <w:top w:val="single" w:sz="4" w:space="0" w:color="auto"/>
               <w:left w:val="single" w:sz="4" w:space="0" w:color="auto"/>
@@ -1478,18 +1936,20 @@
                 <w:tab w:val="clear" w:pos="4153"/>
                 <w:tab w:val="clear" w:pos="8306"/>
               </w:tabs>
-              <w:jc w:val="both"/>
-              <w:rPr>
-                <w:rFonts w:ascii="標楷體" w:eastAsia="標楷體" w:hAnsi="標楷體"/>
-                <w:kern w:val="2"/>
-                <w:sz w:val="24"/>
-                <w:szCs w:val="24"/>
-                <w:lang w:val="en-US" w:eastAsia="zh-TW"/>
-              </w:rPr>
-            </w:pPr>
-            <w:r>
-              <w:rPr>
-                <w:rFonts w:ascii="標楷體" w:eastAsia="標楷體" w:hAnsi="標楷體" w:hint="eastAsia"/>
+              <w:spacing w:line="240" w:lineRule="exact"/>
+              <w:jc w:val="center"/>
+              <w:rPr>
+                <w:rFonts w:ascii="標楷體" w:eastAsia="標楷體" w:hAnsi="標楷體"/>
+                <w:kern w:val="2"/>
+                <w:sz w:val="24"/>
+                <w:szCs w:val="24"/>
+                <w:lang w:val="en-US" w:eastAsia="zh-TW"/>
+              </w:rPr>
+            </w:pPr>
+            <w:proofErr w:type="spellStart"/>
+            <w:r>
+              <w:rPr>
+                <w:rFonts w:ascii="標楷體" w:eastAsia="標楷體" w:hAnsi="標楷體"/>
                 <w:kern w:val="2"/>
                 <w:sz w:val="24"/>
                 <w:szCs w:val="24"/>
@@ -1497,11 +1957,12 @@
               </w:rPr>
               <w:t>護理部</w:t>
             </w:r>
-          </w:p>
-        </w:tc>
-        <w:tc>
-          <w:tcPr>
-            <w:tcW w:w="1559" w:type="dxa"/>
+            <w:proofErr w:type="spellEnd"/>
+          </w:p>
+        </w:tc>
+        <w:tc>
+          <w:tcPr>
+            <w:tcW w:w="1515" w:type="dxa"/>
             <w:tcBorders>
               <w:top w:val="single" w:sz="4" w:space="0" w:color="auto"/>
               <w:left w:val="single" w:sz="4" w:space="0" w:color="auto"/>
@@ -1517,18 +1978,19 @@
                 <w:tab w:val="clear" w:pos="4153"/>
                 <w:tab w:val="clear" w:pos="8306"/>
               </w:tabs>
-              <w:jc w:val="both"/>
-              <w:rPr>
-                <w:rFonts w:ascii="標楷體" w:eastAsia="標楷體" w:hAnsi="標楷體"/>
-                <w:kern w:val="2"/>
-                <w:sz w:val="24"/>
-                <w:szCs w:val="24"/>
-                <w:lang w:val="en-US" w:eastAsia="zh-TW"/>
-              </w:rPr>
-            </w:pPr>
-            <w:r>
-              <w:rPr>
-                <w:rFonts w:ascii="標楷體" w:eastAsia="標楷體" w:hAnsi="標楷體" w:hint="eastAsia"/>
+              <w:spacing w:line="240" w:lineRule="exact"/>
+              <w:jc w:val="center"/>
+              <w:rPr>
+                <w:rFonts w:ascii="標楷體" w:eastAsia="標楷體" w:hAnsi="標楷體"/>
+                <w:kern w:val="2"/>
+                <w:sz w:val="24"/>
+                <w:szCs w:val="24"/>
+                <w:lang w:val="en-US" w:eastAsia="zh-TW"/>
+              </w:rPr>
+            </w:pPr>
+            <w:r>
+              <w:rPr>
+                <w:rFonts w:ascii="標楷體" w:eastAsia="標楷體" w:hAnsi="標楷體"/>
                 <w:kern w:val="2"/>
                 <w:sz w:val="24"/>
                 <w:szCs w:val="24"/>
@@ -1540,7 +2002,7 @@
         </w:tc>
         <w:tc>
           <w:tcPr>
-            <w:tcW w:w="2623" w:type="dxa"/>
+            <w:tcW w:w="2609" w:type="dxa"/>
             <w:gridSpan w:val="2"/>
             <w:tcBorders>
               <w:top w:val="single" w:sz="4" w:space="0" w:color="auto"/>
@@ -1557,28 +2019,26 @@
                 <w:tab w:val="clear" w:pos="4153"/>
                 <w:tab w:val="clear" w:pos="8306"/>
               </w:tabs>
-              <w:jc w:val="both"/>
-              <w:rPr>
-                <w:rFonts w:ascii="標楷體" w:eastAsia="標楷體" w:hAnsi="標楷體" w:hint="eastAsia"/>
-                <w:kern w:val="2"/>
-                <w:sz w:val="24"/>
-                <w:szCs w:val="24"/>
-                <w:lang w:val="en-US" w:eastAsia="zh-TW"/>
-              </w:rPr>
-            </w:pPr>
-            <w:hyperlink r:id="rId7" w:history="1">
-              <w:r>
-                <w:rPr>
-                  <w:rStyle w:val="aa"/>
-                  <w:rFonts w:ascii="標楷體" w:eastAsia="標楷體" w:hAnsi="標楷體"/>
-                  <w:kern w:val="2"/>
-                  <w:sz w:val="24"/>
-                  <w:szCs w:val="24"/>
-                  <w:lang w:val="en-US" w:eastAsia="zh-TW"/>
-                </w:rPr>
-                <w:t>Cgh380131@cgh.org.tw</w:t>
-              </w:r>
-            </w:hyperlink>
+              <w:spacing w:line="240" w:lineRule="exact"/>
+              <w:jc w:val="center"/>
+              <w:rPr>
+                <w:rFonts w:ascii="標楷體" w:eastAsia="標楷體" w:hAnsi="標楷體"/>
+                <w:kern w:val="2"/>
+                <w:sz w:val="24"/>
+                <w:szCs w:val="24"/>
+                <w:lang w:val="en-US" w:eastAsia="zh-TW"/>
+              </w:rPr>
+            </w:pPr>
+            <w:r>
+              <w:rPr>
+                <w:rFonts w:ascii="標楷體" w:eastAsia="標楷體" w:hAnsi="標楷體"/>
+                <w:kern w:val="2"/>
+                <w:sz w:val="24"/>
+                <w:szCs w:val="24"/>
+                <w:lang w:val="en-US" w:eastAsia="zh-TW"/>
+              </w:rPr>
+              <w:t>cgh380131@cgh.org.tw</w:t>
+            </w:r>
           </w:p>
         </w:tc>
       </w:tr>
@@ -1590,7 +2050,7 @@
         </w:trPr>
         <w:tc>
           <w:tcPr>
-            <w:tcW w:w="1882" w:type="dxa"/>
+            <w:tcW w:w="1727" w:type="dxa"/>
             <w:tcBorders>
               <w:left w:val="single" w:sz="4" w:space="0" w:color="auto"/>
               <w:right w:val="single" w:sz="4" w:space="0" w:color="auto"/>
@@ -1608,13 +2068,13 @@
               <w:rPr>
                 <w:rFonts w:ascii="標楷體" w:eastAsia="標楷體" w:hAnsi="標楷體" w:hint="eastAsia"/>
               </w:rPr>
-              <w:t>聯絡人</w:t>
-            </w:r>
-          </w:p>
-        </w:tc>
-        <w:tc>
-          <w:tcPr>
-            <w:tcW w:w="1899" w:type="dxa"/>
+              <w:t>相關文件</w:t>
+            </w:r>
+          </w:p>
+        </w:tc>
+        <w:tc>
+          <w:tcPr>
+            <w:tcW w:w="2233" w:type="dxa"/>
             <w:gridSpan w:val="2"/>
             <w:tcBorders>
               <w:top w:val="single" w:sz="4" w:space="0" w:color="auto"/>
@@ -1631,20 +2091,30 @@
                 <w:tab w:val="clear" w:pos="4153"/>
                 <w:tab w:val="clear" w:pos="8306"/>
               </w:tabs>
-              <w:jc w:val="both"/>
-              <w:rPr>
-                <w:rFonts w:ascii="標楷體" w:eastAsia="標楷體" w:hAnsi="標楷體" w:hint="eastAsia"/>
-                <w:kern w:val="2"/>
-                <w:sz w:val="24"/>
-                <w:szCs w:val="24"/>
-                <w:lang w:val="en-US" w:eastAsia="zh-TW"/>
-              </w:rPr>
-            </w:pPr>
-          </w:p>
-        </w:tc>
-        <w:tc>
-          <w:tcPr>
-            <w:tcW w:w="1843" w:type="dxa"/>
+              <w:jc w:val="center"/>
+              <w:rPr>
+                <w:rFonts w:ascii="標楷體" w:eastAsia="標楷體" w:hAnsi="標楷體" w:hint="eastAsia"/>
+                <w:kern w:val="2"/>
+                <w:sz w:val="24"/>
+                <w:szCs w:val="24"/>
+                <w:lang w:val="en-US" w:eastAsia="zh-TW"/>
+              </w:rPr>
+            </w:pPr>
+            <w:r>
+              <w:rPr>
+                <w:rFonts w:ascii="標楷體" w:eastAsia="標楷體" w:hAnsi="標楷體" w:hint="eastAsia"/>
+                <w:kern w:val="2"/>
+                <w:sz w:val="24"/>
+                <w:szCs w:val="24"/>
+                <w:lang w:val="en-US" w:eastAsia="zh-TW"/>
+              </w:rPr>
+              <w:t>中文摘要（計畫書）</w:t>
+            </w:r>
+          </w:p>
+        </w:tc>
+        <w:tc>
+          <w:tcPr>
+            <w:tcW w:w="1722" w:type="dxa"/>
             <w:tcBorders>
               <w:top w:val="single" w:sz="4" w:space="0" w:color="auto"/>
               <w:left w:val="single" w:sz="4" w:space="0" w:color="auto"/>
@@ -1660,20 +2130,30 @@
                 <w:tab w:val="clear" w:pos="4153"/>
                 <w:tab w:val="clear" w:pos="8306"/>
               </w:tabs>
-              <w:jc w:val="both"/>
-              <w:rPr>
-                <w:rFonts w:ascii="標楷體" w:eastAsia="標楷體" w:hAnsi="標楷體"/>
-                <w:kern w:val="2"/>
-                <w:sz w:val="24"/>
-                <w:szCs w:val="24"/>
-                <w:lang w:val="en-US" w:eastAsia="zh-TW"/>
-              </w:rPr>
-            </w:pPr>
-          </w:p>
-        </w:tc>
-        <w:tc>
-          <w:tcPr>
-            <w:tcW w:w="1559" w:type="dxa"/>
+              <w:jc w:val="center"/>
+              <w:rPr>
+                <w:rFonts w:ascii="標楷體" w:eastAsia="標楷體" w:hAnsi="標楷體"/>
+                <w:kern w:val="2"/>
+                <w:sz w:val="24"/>
+                <w:szCs w:val="24"/>
+                <w:lang w:val="en-US" w:eastAsia="zh-TW"/>
+              </w:rPr>
+            </w:pPr>
+            <w:r>
+              <w:rPr>
+                <w:rFonts w:ascii="標楷體" w:eastAsia="標楷體" w:hAnsi="標楷體" w:hint="eastAsia"/>
+                <w:kern w:val="2"/>
+                <w:sz w:val="24"/>
+                <w:szCs w:val="24"/>
+                <w:lang w:val="en-US" w:eastAsia="zh-TW"/>
+              </w:rPr>
+              <w:t>同意書</w:t>
+            </w:r>
+          </w:p>
+        </w:tc>
+        <w:tc>
+          <w:tcPr>
+            <w:tcW w:w="1515" w:type="dxa"/>
             <w:tcBorders>
               <w:top w:val="single" w:sz="4" w:space="0" w:color="auto"/>
               <w:left w:val="single" w:sz="4" w:space="0" w:color="auto"/>
@@ -1689,21 +2169,30 @@
                 <w:tab w:val="clear" w:pos="4153"/>
                 <w:tab w:val="clear" w:pos="8306"/>
               </w:tabs>
-              <w:jc w:val="both"/>
-              <w:rPr>
-                <w:rFonts w:ascii="標楷體" w:eastAsia="標楷體" w:hAnsi="標楷體"/>
-                <w:kern w:val="2"/>
-                <w:sz w:val="24"/>
-                <w:szCs w:val="24"/>
-                <w:lang w:val="en-US" w:eastAsia="zh-TW"/>
-              </w:rPr>
-            </w:pPr>
-          </w:p>
-        </w:tc>
-        <w:tc>
-          <w:tcPr>
-            <w:tcW w:w="2623" w:type="dxa"/>
-            <w:gridSpan w:val="2"/>
+              <w:jc w:val="center"/>
+              <w:rPr>
+                <w:rFonts w:ascii="標楷體" w:eastAsia="標楷體" w:hAnsi="標楷體"/>
+                <w:kern w:val="2"/>
+                <w:sz w:val="24"/>
+                <w:szCs w:val="24"/>
+                <w:lang w:val="en-US" w:eastAsia="zh-TW"/>
+              </w:rPr>
+            </w:pPr>
+            <w:r>
+              <w:rPr>
+                <w:rFonts w:ascii="標楷體" w:eastAsia="標楷體" w:hAnsi="標楷體" w:hint="eastAsia"/>
+                <w:kern w:val="2"/>
+                <w:sz w:val="24"/>
+                <w:szCs w:val="24"/>
+                <w:lang w:val="en-US" w:eastAsia="zh-TW"/>
+              </w:rPr>
+              <w:t>問卷</w:t>
+            </w:r>
+          </w:p>
+        </w:tc>
+        <w:tc>
+          <w:tcPr>
+            <w:tcW w:w="1418" w:type="dxa"/>
             <w:tcBorders>
               <w:top w:val="single" w:sz="4" w:space="0" w:color="auto"/>
               <w:left w:val="single" w:sz="4" w:space="0" w:color="auto"/>
@@ -1719,15 +2208,64 @@
                 <w:tab w:val="clear" w:pos="4153"/>
                 <w:tab w:val="clear" w:pos="8306"/>
               </w:tabs>
-              <w:jc w:val="both"/>
-              <w:rPr>
-                <w:rFonts w:ascii="標楷體" w:eastAsia="標楷體" w:hAnsi="標楷體"/>
-                <w:kern w:val="2"/>
-                <w:sz w:val="24"/>
-                <w:szCs w:val="24"/>
-                <w:lang w:val="en-US" w:eastAsia="zh-TW"/>
-              </w:rPr>
-            </w:pPr>
+              <w:jc w:val="center"/>
+              <w:rPr>
+                <w:rFonts w:ascii="標楷體" w:eastAsia="標楷體" w:hAnsi="標楷體"/>
+                <w:kern w:val="2"/>
+                <w:sz w:val="24"/>
+                <w:szCs w:val="24"/>
+                <w:lang w:val="en-US" w:eastAsia="zh-TW"/>
+              </w:rPr>
+            </w:pPr>
+            <w:r>
+              <w:rPr>
+                <w:rFonts w:ascii="標楷體" w:eastAsia="標楷體" w:hAnsi="標楷體" w:hint="eastAsia"/>
+                <w:kern w:val="2"/>
+                <w:sz w:val="24"/>
+                <w:szCs w:val="24"/>
+                <w:lang w:val="en-US" w:eastAsia="zh-TW"/>
+              </w:rPr>
+              <w:t>訪談內容</w:t>
+            </w:r>
+          </w:p>
+        </w:tc>
+        <w:tc>
+          <w:tcPr>
+            <w:tcW w:w="1191" w:type="dxa"/>
+            <w:tcBorders>
+              <w:top w:val="single" w:sz="4" w:space="0" w:color="auto"/>
+              <w:left w:val="single" w:sz="4" w:space="0" w:color="auto"/>
+              <w:bottom w:val="single" w:sz="4" w:space="0" w:color="auto"/>
+              <w:right w:val="single" w:sz="4" w:space="0" w:color="auto"/>
+            </w:tcBorders>
+            <w:vAlign w:val="center"/>
+          </w:tcPr>
+          <w:p>
+            <w:pPr>
+              <w:pStyle w:val="a3"/>
+              <w:tabs>
+                <w:tab w:val="clear" w:pos="4153"/>
+                <w:tab w:val="clear" w:pos="8306"/>
+              </w:tabs>
+              <w:jc w:val="center"/>
+              <w:rPr>
+                <w:rFonts w:ascii="標楷體" w:eastAsia="標楷體" w:hAnsi="標楷體"/>
+                <w:kern w:val="2"/>
+                <w:sz w:val="24"/>
+                <w:szCs w:val="24"/>
+                <w:lang w:val="en-US" w:eastAsia="zh-TW"/>
+              </w:rPr>
+            </w:pPr>
+            <w:r>
+              <w:rPr>
+                <w:rFonts w:ascii="標楷體" w:eastAsia="標楷體" w:hAnsi="標楷體" w:hint="eastAsia"/>
+                <w:kern w:val="2"/>
+                <w:sz w:val="24"/>
+                <w:szCs w:val="24"/>
+                <w:lang w:val="en-US" w:eastAsia="zh-TW"/>
+              </w:rPr>
+              <w:t>其他</w:t>
+            </w:r>
           </w:p>
         </w:tc>
       </w:tr>
@@ -1739,7 +2277,7 @@
         </w:trPr>
         <w:tc>
           <w:tcPr>
-            <w:tcW w:w="1882" w:type="dxa"/>
+            <w:tcW w:w="1727" w:type="dxa"/>
             <w:tcBorders>
               <w:left w:val="single" w:sz="4" w:space="0" w:color="auto"/>
               <w:right w:val="single" w:sz="4" w:space="0" w:color="auto"/>
@@ -1757,13 +2295,13 @@
               <w:rPr>
                 <w:rFonts w:ascii="標楷體" w:eastAsia="標楷體" w:hAnsi="標楷體" w:hint="eastAsia"/>
               </w:rPr>
-              <w:t>相關文件</w:t>
-            </w:r>
-          </w:p>
-        </w:tc>
-        <w:tc>
-          <w:tcPr>
-            <w:tcW w:w="1899" w:type="dxa"/>
+              <w:t>版本</w:t>
+            </w:r>
+          </w:p>
+        </w:tc>
+        <w:tc>
+          <w:tcPr>
+            <w:tcW w:w="2233" w:type="dxa"/>
             <w:gridSpan w:val="2"/>
             <w:tcBorders>
               <w:top w:val="single" w:sz="4" w:space="0" w:color="auto"/>
@@ -1780,26 +2318,31 @@
                 <w:tab w:val="clear" w:pos="4153"/>
                 <w:tab w:val="clear" w:pos="8306"/>
               </w:tabs>
-              <w:jc w:val="center"/>
-              <w:rPr>
-                <w:rFonts w:ascii="標楷體" w:eastAsia="標楷體" w:hAnsi="標楷體"/>
-                <w:kern w:val="2"/>
-                <w:sz w:val="24"/>
-                <w:szCs w:val="24"/>
-                <w:lang w:val="en-US" w:eastAsia="zh-TW"/>
-              </w:rPr>
-            </w:pPr>
-            <w:r>
-              <w:rPr>
-                <w:rFonts w:ascii="標楷體" w:eastAsia="標楷體" w:hAnsi="標楷體" w:hint="eastAsia"/>
-                <w:kern w:val="2"/>
-                <w:sz w:val="24"/>
-                <w:szCs w:val="24"/>
-                <w:lang w:val="en-US" w:eastAsia="zh-TW"/>
-              </w:rPr>
-              <w:t>中文摘要（計畫書）</w:t>
-            </w:r>
-          </w:p>
+              <w:jc w:val="both"/>
+              <w:rPr>
+                <w:rFonts w:ascii="標楷體" w:eastAsia="標楷體" w:hAnsi="標楷體"/>
+                <w:kern w:val="2"/>
+                <w:sz w:val="24"/>
+                <w:szCs w:val="24"/>
+                <w:lang w:val="en-US" w:eastAsia="zh-TW"/>
+              </w:rPr>
+            </w:pPr>
+            <w:r>
+              <w:t>v1.0</w:t>
+            </w:r>
+          </w:p>
+        </w:tc>
+        <w:tc>
+          <w:tcPr>
+            <w:tcW w:w="1722" w:type="dxa"/>
+            <w:tcBorders>
+              <w:top w:val="single" w:sz="4" w:space="0" w:color="auto"/>
+              <w:left w:val="single" w:sz="4" w:space="0" w:color="auto"/>
+              <w:bottom w:val="single" w:sz="4" w:space="0" w:color="auto"/>
+              <w:right w:val="single" w:sz="4" w:space="0" w:color="auto"/>
+            </w:tcBorders>
+            <w:vAlign w:val="center"/>
+          </w:tcPr>
           <w:p>
             <w:pPr>
               <w:pStyle w:val="a3"/>
@@ -1807,20 +2350,30 @@
                 <w:tab w:val="clear" w:pos="4153"/>
                 <w:tab w:val="clear" w:pos="8306"/>
               </w:tabs>
-              <w:jc w:val="center"/>
-              <w:rPr>
-                <w:rFonts w:ascii="標楷體" w:eastAsia="標楷體" w:hAnsi="標楷體"/>
-                <w:kern w:val="2"/>
-                <w:sz w:val="24"/>
-                <w:szCs w:val="24"/>
-                <w:lang w:val="en-US" w:eastAsia="zh-TW"/>
-              </w:rPr>
-            </w:pPr>
-          </w:p>
-        </w:tc>
-        <w:tc>
-          <w:tcPr>
-            <w:tcW w:w="1843" w:type="dxa"/>
+              <w:jc w:val="both"/>
+              <w:rPr>
+                <w:rFonts w:ascii="標楷體" w:eastAsia="標楷體" w:hAnsi="標楷體"/>
+                <w:kern w:val="2"/>
+                <w:sz w:val="24"/>
+                <w:szCs w:val="24"/>
+                <w:lang w:val="en-US" w:eastAsia="zh-TW"/>
+              </w:rPr>
+            </w:pPr>
+            <w:r>
+              <w:rPr>
+                <w:rFonts w:ascii="標楷體" w:eastAsia="標楷體" w:hAnsi="標楷體" w:hint="eastAsia"/>
+                <w:kern w:val="2"/>
+                <w:sz w:val="24"/>
+                <w:szCs w:val="24"/>
+                <w:lang w:val="en-US" w:eastAsia="zh-TW"/>
+              </w:rPr>
+              <w:t>簽署中</w:t>
+            </w:r>
+          </w:p>
+        </w:tc>
+        <w:tc>
+          <w:tcPr>
+            <w:tcW w:w="1515" w:type="dxa"/>
             <w:tcBorders>
               <w:top w:val="single" w:sz="4" w:space="0" w:color="auto"/>
               <w:left w:val="single" w:sz="4" w:space="0" w:color="auto"/>
@@ -1836,30 +2389,30 @@
                 <w:tab w:val="clear" w:pos="4153"/>
                 <w:tab w:val="clear" w:pos="8306"/>
               </w:tabs>
-              <w:jc w:val="center"/>
-              <w:rPr>
-                <w:rFonts w:ascii="標楷體" w:eastAsia="標楷體" w:hAnsi="標楷體"/>
-                <w:kern w:val="2"/>
-                <w:sz w:val="24"/>
-                <w:szCs w:val="24"/>
-                <w:lang w:val="en-US" w:eastAsia="zh-TW"/>
-              </w:rPr>
-            </w:pPr>
-            <w:r>
-              <w:rPr>
-                <w:rFonts w:ascii="標楷體" w:eastAsia="標楷體" w:hAnsi="標楷體" w:hint="eastAsia"/>
-                <w:kern w:val="2"/>
-                <w:sz w:val="24"/>
-                <w:szCs w:val="24"/>
-                <w:lang w:val="en-US" w:eastAsia="zh-TW"/>
-              </w:rPr>
-              <w:t>同意書</w:t>
-            </w:r>
-          </w:p>
-        </w:tc>
-        <w:tc>
-          <w:tcPr>
-            <w:tcW w:w="1559" w:type="dxa"/>
+              <w:jc w:val="both"/>
+              <w:rPr>
+                <w:rFonts w:ascii="標楷體" w:eastAsia="標楷體" w:hAnsi="標楷體"/>
+                <w:kern w:val="2"/>
+                <w:sz w:val="24"/>
+                <w:szCs w:val="24"/>
+                <w:lang w:val="en-US" w:eastAsia="zh-TW"/>
+              </w:rPr>
+            </w:pPr>
+            <w:r>
+              <w:rPr>
+                <w:rFonts w:ascii="標楷體" w:eastAsia="標楷體" w:hAnsi="標楷體" w:hint="eastAsia"/>
+                <w:kern w:val="2"/>
+                <w:sz w:val="24"/>
+                <w:szCs w:val="24"/>
+                <w:lang w:val="en-US" w:eastAsia="zh-TW"/>
+              </w:rPr>
+              <w:t>無</w:t>
+            </w:r>
+          </w:p>
+        </w:tc>
+        <w:tc>
+          <w:tcPr>
+            <w:tcW w:w="1418" w:type="dxa"/>
             <w:tcBorders>
               <w:top w:val="single" w:sz="4" w:space="0" w:color="auto"/>
               <w:left w:val="single" w:sz="4" w:space="0" w:color="auto"/>
@@ -1875,30 +2428,30 @@
                 <w:tab w:val="clear" w:pos="4153"/>
                 <w:tab w:val="clear" w:pos="8306"/>
               </w:tabs>
-              <w:jc w:val="center"/>
-              <w:rPr>
-                <w:rFonts w:ascii="標楷體" w:eastAsia="標楷體" w:hAnsi="標楷體"/>
-                <w:kern w:val="2"/>
-                <w:sz w:val="24"/>
-                <w:szCs w:val="24"/>
-                <w:lang w:val="en-US" w:eastAsia="zh-TW"/>
-              </w:rPr>
-            </w:pPr>
-            <w:r>
-              <w:rPr>
-                <w:rFonts w:ascii="標楷體" w:eastAsia="標楷體" w:hAnsi="標楷體" w:hint="eastAsia"/>
-                <w:kern w:val="2"/>
-                <w:sz w:val="24"/>
-                <w:szCs w:val="24"/>
-                <w:lang w:val="en-US" w:eastAsia="zh-TW"/>
-              </w:rPr>
-              <w:t>問卷</w:t>
-            </w:r>
-          </w:p>
-        </w:tc>
-        <w:tc>
-          <w:tcPr>
-            <w:tcW w:w="1418" w:type="dxa"/>
+              <w:jc w:val="both"/>
+              <w:rPr>
+                <w:rFonts w:ascii="標楷體" w:eastAsia="標楷體" w:hAnsi="標楷體"/>
+                <w:kern w:val="2"/>
+                <w:sz w:val="24"/>
+                <w:szCs w:val="24"/>
+                <w:lang w:val="en-US" w:eastAsia="zh-TW"/>
+              </w:rPr>
+            </w:pPr>
+            <w:r>
+              <w:rPr>
+                <w:rFonts w:ascii="標楷體" w:eastAsia="標楷體" w:hAnsi="標楷體" w:hint="eastAsia"/>
+                <w:kern w:val="2"/>
+                <w:sz w:val="24"/>
+                <w:szCs w:val="24"/>
+                <w:lang w:val="en-US" w:eastAsia="zh-TW"/>
+              </w:rPr>
+              <w:t>無</w:t>
+            </w:r>
+          </w:p>
+        </w:tc>
+        <w:tc>
+          <w:tcPr>
+            <w:tcW w:w="1191" w:type="dxa"/>
             <w:tcBorders>
               <w:top w:val="single" w:sz="4" w:space="0" w:color="auto"/>
               <w:left w:val="single" w:sz="4" w:space="0" w:color="auto"/>
@@ -1914,63 +2467,24 @@
                 <w:tab w:val="clear" w:pos="4153"/>
                 <w:tab w:val="clear" w:pos="8306"/>
               </w:tabs>
-              <w:jc w:val="center"/>
-              <w:rPr>
-                <w:rFonts w:ascii="標楷體" w:eastAsia="標楷體" w:hAnsi="標楷體"/>
-                <w:kern w:val="2"/>
-                <w:sz w:val="24"/>
-                <w:szCs w:val="24"/>
-                <w:lang w:val="en-US" w:eastAsia="zh-TW"/>
-              </w:rPr>
-            </w:pPr>
-            <w:r>
-              <w:rPr>
-                <w:rFonts w:ascii="標楷體" w:eastAsia="標楷體" w:hAnsi="標楷體" w:hint="eastAsia"/>
-                <w:kern w:val="2"/>
-                <w:sz w:val="24"/>
-                <w:szCs w:val="24"/>
-                <w:lang w:val="en-US" w:eastAsia="zh-TW"/>
-              </w:rPr>
-              <w:t>訪談內容</w:t>
-            </w:r>
-          </w:p>
-        </w:tc>
-        <w:tc>
-          <w:tcPr>
-            <w:tcW w:w="1205" w:type="dxa"/>
-            <w:tcBorders>
-              <w:top w:val="single" w:sz="4" w:space="0" w:color="auto"/>
-              <w:left w:val="single" w:sz="4" w:space="0" w:color="auto"/>
-              <w:bottom w:val="single" w:sz="4" w:space="0" w:color="auto"/>
-              <w:right w:val="single" w:sz="4" w:space="0" w:color="auto"/>
-            </w:tcBorders>
-            <w:vAlign w:val="center"/>
-          </w:tcPr>
-          <w:p>
-            <w:pPr>
-              <w:pStyle w:val="a3"/>
-              <w:tabs>
-                <w:tab w:val="clear" w:pos="4153"/>
-                <w:tab w:val="clear" w:pos="8306"/>
-              </w:tabs>
-              <w:jc w:val="center"/>
-              <w:rPr>
-                <w:rFonts w:ascii="標楷體" w:eastAsia="標楷體" w:hAnsi="標楷體"/>
-                <w:kern w:val="2"/>
-                <w:sz w:val="24"/>
-                <w:szCs w:val="24"/>
-                <w:lang w:val="en-US" w:eastAsia="zh-TW"/>
-              </w:rPr>
-            </w:pPr>
-            <w:r>
-              <w:rPr>
-                <w:rFonts w:ascii="標楷體" w:eastAsia="標楷體" w:hAnsi="標楷體" w:hint="eastAsia"/>
-                <w:kern w:val="2"/>
-                <w:sz w:val="24"/>
-                <w:szCs w:val="24"/>
-                <w:lang w:val="en-US" w:eastAsia="zh-TW"/>
-              </w:rPr>
-              <w:t>其他</w:t>
+              <w:jc w:val="both"/>
+              <w:rPr>
+                <w:rFonts w:ascii="標楷體" w:eastAsia="標楷體" w:hAnsi="標楷體"/>
+                <w:kern w:val="2"/>
+                <w:sz w:val="24"/>
+                <w:szCs w:val="24"/>
+                <w:lang w:val="en-US" w:eastAsia="zh-TW"/>
+              </w:rPr>
+            </w:pPr>
+            <w:r>
+              <w:rPr>
+                <w:rFonts w:ascii="標楷體" w:eastAsia="標楷體" w:hAnsi="標楷體" w:hint="eastAsia"/>
+                <w:kern w:val="2"/>
+                <w:sz w:val="24"/>
+                <w:szCs w:val="24"/>
+                <w:lang w:val="en-US" w:eastAsia="zh-TW"/>
+              </w:rPr>
+              <w:t>無</w:t>
             </w:r>
           </w:p>
         </w:tc>
@@ -1983,7 +2497,7 @@
         </w:trPr>
         <w:tc>
           <w:tcPr>
-            <w:tcW w:w="1882" w:type="dxa"/>
+            <w:tcW w:w="1727" w:type="dxa"/>
             <w:tcBorders>
               <w:left w:val="single" w:sz="4" w:space="0" w:color="auto"/>
               <w:right w:val="single" w:sz="4" w:space="0" w:color="auto"/>
@@ -2001,13 +2515,13 @@
               <w:rPr>
                 <w:rFonts w:ascii="標楷體" w:eastAsia="標楷體" w:hAnsi="標楷體" w:hint="eastAsia"/>
               </w:rPr>
-              <w:t>版本</w:t>
-            </w:r>
-          </w:p>
-        </w:tc>
-        <w:tc>
-          <w:tcPr>
-            <w:tcW w:w="1899" w:type="dxa"/>
+              <w:t>生效日期</w:t>
+            </w:r>
+          </w:p>
+        </w:tc>
+        <w:tc>
+          <w:tcPr>
+            <w:tcW w:w="2233" w:type="dxa"/>
             <w:gridSpan w:val="2"/>
             <w:tcBorders>
               <w:top w:val="single" w:sz="4" w:space="0" w:color="auto"/>
@@ -2034,13 +2548,32 @@
               </w:rPr>
             </w:pPr>
             <w:r>
-              <w:t>v1.0</w:t>
-            </w:r>
-          </w:p>
-        </w:tc>
-        <w:tc>
-          <w:tcPr>
-            <w:tcW w:w="1843" w:type="dxa"/>
+              <w:t>2026</w:t>
+            </w:r>
+            <w:r>
+              <w:t>年</w:t>
+            </w:r>
+            <w:r>
+              <w:t>06</w:t>
+            </w:r>
+            <w:r>
+              <w:t>月</w:t>
+            </w:r>
+            <w:r>
+              <w:rPr>
+                <w:rFonts w:hint="eastAsia"/>
+                <w:lang w:eastAsia="zh-TW"/>
+              </w:rPr>
+              <w:t>15</w:t>
+            </w:r>
+            <w:r>
+              <w:t>日</w:t>
+            </w:r>
+          </w:p>
+        </w:tc>
+        <w:tc>
+          <w:tcPr>
+            <w:tcW w:w="1722" w:type="dxa"/>
             <w:tcBorders>
               <w:top w:val="single" w:sz="4" w:space="0" w:color="auto"/>
               <w:left w:val="single" w:sz="4" w:space="0" w:color="auto"/>
@@ -2065,11 +2598,21 @@
                 <w:lang w:val="en-US" w:eastAsia="zh-TW"/>
               </w:rPr>
             </w:pPr>
-          </w:p>
-        </w:tc>
-        <w:tc>
-          <w:tcPr>
-            <w:tcW w:w="1559" w:type="dxa"/>
+            <w:r>
+              <w:rPr>
+                <w:rFonts w:ascii="標楷體" w:eastAsia="標楷體" w:hAnsi="標楷體" w:hint="eastAsia"/>
+                <w:kern w:val="2"/>
+                <w:sz w:val="24"/>
+                <w:szCs w:val="24"/>
+                <w:lang w:val="en-US" w:eastAsia="zh-TW"/>
+              </w:rPr>
+              <w:t>簽署中</w:t>
+            </w:r>
+          </w:p>
+        </w:tc>
+        <w:tc>
+          <w:tcPr>
+            <w:tcW w:w="1515" w:type="dxa"/>
             <w:tcBorders>
               <w:top w:val="single" w:sz="4" w:space="0" w:color="auto"/>
               <w:left w:val="single" w:sz="4" w:space="0" w:color="auto"/>
@@ -2094,6 +2637,16 @@
                 <w:lang w:val="en-US" w:eastAsia="zh-TW"/>
               </w:rPr>
             </w:pPr>
+            <w:r>
+              <w:rPr>
+                <w:rFonts w:ascii="標楷體" w:eastAsia="標楷體" w:hAnsi="標楷體" w:hint="eastAsia"/>
+                <w:kern w:val="2"/>
+                <w:sz w:val="24"/>
+                <w:szCs w:val="24"/>
+                <w:lang w:val="en-US" w:eastAsia="zh-TW"/>
+              </w:rPr>
+              <w:t>無</w:t>
+            </w:r>
           </w:p>
         </w:tc>
         <w:tc>
@@ -2123,11 +2676,21 @@
                 <w:lang w:val="en-US" w:eastAsia="zh-TW"/>
               </w:rPr>
             </w:pPr>
-          </w:p>
-        </w:tc>
-        <w:tc>
-          <w:tcPr>
-            <w:tcW w:w="1205" w:type="dxa"/>
+            <w:r>
+              <w:rPr>
+                <w:rFonts w:ascii="標楷體" w:eastAsia="標楷體" w:hAnsi="標楷體" w:hint="eastAsia"/>
+                <w:kern w:val="2"/>
+                <w:sz w:val="24"/>
+                <w:szCs w:val="24"/>
+                <w:lang w:val="en-US" w:eastAsia="zh-TW"/>
+              </w:rPr>
+              <w:t>無</w:t>
+            </w:r>
+          </w:p>
+        </w:tc>
+        <w:tc>
+          <w:tcPr>
+            <w:tcW w:w="1191" w:type="dxa"/>
             <w:tcBorders>
               <w:top w:val="single" w:sz="4" w:space="0" w:color="auto"/>
               <w:left w:val="single" w:sz="4" w:space="0" w:color="auto"/>
@@ -2152,201 +2715,16 @@
                 <w:lang w:val="en-US" w:eastAsia="zh-TW"/>
               </w:rPr>
             </w:pPr>
-          </w:p>
-        </w:tc>
-      </w:tr>
-      <w:tr>
-        <w:trPr>
-          <w:cantSplit/>
-          <w:trHeight w:val="612"/>
-          <w:jc w:val="center"/>
-        </w:trPr>
-        <w:tc>
-          <w:tcPr>
-            <w:tcW w:w="1882" w:type="dxa"/>
-            <w:tcBorders>
-              <w:left w:val="single" w:sz="4" w:space="0" w:color="auto"/>
-              <w:right w:val="single" w:sz="4" w:space="0" w:color="auto"/>
-            </w:tcBorders>
-            <w:vAlign w:val="center"/>
-          </w:tcPr>
-          <w:p>
-            <w:pPr>
-              <w:jc w:val="both"/>
-              <w:rPr>
-                <w:rFonts w:ascii="標楷體" w:eastAsia="標楷體" w:hAnsi="標楷體"/>
-              </w:rPr>
-            </w:pPr>
-            <w:r>
-              <w:rPr>
-                <w:rFonts w:ascii="標楷體" w:eastAsia="標楷體" w:hAnsi="標楷體" w:hint="eastAsia"/>
-              </w:rPr>
-              <w:t>生效日期</w:t>
-            </w:r>
-          </w:p>
-        </w:tc>
-        <w:tc>
-          <w:tcPr>
-            <w:tcW w:w="1899" w:type="dxa"/>
-            <w:gridSpan w:val="2"/>
-            <w:tcBorders>
-              <w:top w:val="single" w:sz="4" w:space="0" w:color="auto"/>
-              <w:left w:val="single" w:sz="4" w:space="0" w:color="auto"/>
-              <w:bottom w:val="single" w:sz="4" w:space="0" w:color="auto"/>
-              <w:right w:val="single" w:sz="4" w:space="0" w:color="auto"/>
-            </w:tcBorders>
-            <w:vAlign w:val="center"/>
-          </w:tcPr>
-          <w:p>
-            <w:pPr>
-              <w:pStyle w:val="a3"/>
-              <w:tabs>
-                <w:tab w:val="clear" w:pos="4153"/>
-                <w:tab w:val="clear" w:pos="8306"/>
-              </w:tabs>
-              <w:jc w:val="both"/>
-              <w:rPr>
-                <w:rFonts w:ascii="標楷體" w:eastAsia="標楷體" w:hAnsi="標楷體"/>
-                <w:kern w:val="2"/>
-                <w:sz w:val="24"/>
-                <w:szCs w:val="24"/>
-                <w:lang w:val="en-US" w:eastAsia="zh-TW"/>
-              </w:rPr>
-            </w:pPr>
-            <w:r>
-              <w:t>2026</w:t>
-            </w:r>
-            <w:r>
-              <w:t>年</w:t>
-            </w:r>
-            <w:r>
-              <w:t>06</w:t>
-            </w:r>
-            <w:r>
-              <w:t>月</w:t>
-            </w:r>
-            <w:r>
-              <w:t>02</w:t>
-            </w:r>
-            <w:r>
-              <w:t>日</w:t>
-            </w:r>
-          </w:p>
-        </w:tc>
-        <w:tc>
-          <w:tcPr>
-            <w:tcW w:w="1843" w:type="dxa"/>
-            <w:tcBorders>
-              <w:top w:val="single" w:sz="4" w:space="0" w:color="auto"/>
-              <w:left w:val="single" w:sz="4" w:space="0" w:color="auto"/>
-              <w:bottom w:val="single" w:sz="4" w:space="0" w:color="auto"/>
-              <w:right w:val="single" w:sz="4" w:space="0" w:color="auto"/>
-            </w:tcBorders>
-            <w:vAlign w:val="center"/>
-          </w:tcPr>
-          <w:p>
-            <w:pPr>
-              <w:pStyle w:val="a3"/>
-              <w:tabs>
-                <w:tab w:val="clear" w:pos="4153"/>
-                <w:tab w:val="clear" w:pos="8306"/>
-              </w:tabs>
-              <w:jc w:val="both"/>
-              <w:rPr>
-                <w:rFonts w:ascii="標楷體" w:eastAsia="標楷體" w:hAnsi="標楷體"/>
-                <w:kern w:val="2"/>
-                <w:sz w:val="24"/>
-                <w:szCs w:val="24"/>
-                <w:lang w:val="en-US" w:eastAsia="zh-TW"/>
-              </w:rPr>
-            </w:pPr>
-          </w:p>
-        </w:tc>
-        <w:tc>
-          <w:tcPr>
-            <w:tcW w:w="1559" w:type="dxa"/>
-            <w:tcBorders>
-              <w:top w:val="single" w:sz="4" w:space="0" w:color="auto"/>
-              <w:left w:val="single" w:sz="4" w:space="0" w:color="auto"/>
-              <w:bottom w:val="single" w:sz="4" w:space="0" w:color="auto"/>
-              <w:right w:val="single" w:sz="4" w:space="0" w:color="auto"/>
-            </w:tcBorders>
-            <w:vAlign w:val="center"/>
-          </w:tcPr>
-          <w:p>
-            <w:pPr>
-              <w:pStyle w:val="a3"/>
-              <w:tabs>
-                <w:tab w:val="clear" w:pos="4153"/>
-                <w:tab w:val="clear" w:pos="8306"/>
-              </w:tabs>
-              <w:jc w:val="both"/>
-              <w:rPr>
-                <w:rFonts w:ascii="標楷體" w:eastAsia="標楷體" w:hAnsi="標楷體"/>
-                <w:kern w:val="2"/>
-                <w:sz w:val="24"/>
-                <w:szCs w:val="24"/>
-                <w:lang w:val="en-US" w:eastAsia="zh-TW"/>
-              </w:rPr>
-            </w:pPr>
-          </w:p>
-        </w:tc>
-        <w:tc>
-          <w:tcPr>
-            <w:tcW w:w="1418" w:type="dxa"/>
-            <w:tcBorders>
-              <w:top w:val="single" w:sz="4" w:space="0" w:color="auto"/>
-              <w:left w:val="single" w:sz="4" w:space="0" w:color="auto"/>
-              <w:bottom w:val="single" w:sz="4" w:space="0" w:color="auto"/>
-              <w:right w:val="single" w:sz="4" w:space="0" w:color="auto"/>
-            </w:tcBorders>
-            <w:vAlign w:val="center"/>
-          </w:tcPr>
-          <w:p>
-            <w:pPr>
-              <w:pStyle w:val="a3"/>
-              <w:tabs>
-                <w:tab w:val="clear" w:pos="4153"/>
-                <w:tab w:val="clear" w:pos="8306"/>
-              </w:tabs>
-              <w:jc w:val="both"/>
-              <w:rPr>
-                <w:rFonts w:ascii="標楷體" w:eastAsia="標楷體" w:hAnsi="標楷體"/>
-                <w:kern w:val="2"/>
-                <w:sz w:val="24"/>
-                <w:szCs w:val="24"/>
-                <w:lang w:val="en-US" w:eastAsia="zh-TW"/>
-              </w:rPr>
-            </w:pPr>
-          </w:p>
-        </w:tc>
-        <w:tc>
-          <w:tcPr>
-            <w:tcW w:w="1205" w:type="dxa"/>
-            <w:tcBorders>
-              <w:top w:val="single" w:sz="4" w:space="0" w:color="auto"/>
-              <w:left w:val="single" w:sz="4" w:space="0" w:color="auto"/>
-              <w:bottom w:val="single" w:sz="4" w:space="0" w:color="auto"/>
-              <w:right w:val="single" w:sz="4" w:space="0" w:color="auto"/>
-            </w:tcBorders>
-            <w:vAlign w:val="center"/>
-          </w:tcPr>
-          <w:p>
-            <w:pPr>
-              <w:pStyle w:val="a3"/>
-              <w:tabs>
-                <w:tab w:val="clear" w:pos="4153"/>
-                <w:tab w:val="clear" w:pos="8306"/>
-              </w:tabs>
-              <w:jc w:val="both"/>
-              <w:rPr>
-                <w:rFonts w:ascii="標楷體" w:eastAsia="標楷體" w:hAnsi="標楷體"/>
-                <w:kern w:val="2"/>
-                <w:sz w:val="24"/>
-                <w:szCs w:val="24"/>
-                <w:lang w:val="en-US" w:eastAsia="zh-TW"/>
-              </w:rPr>
-            </w:pPr>
+            <w:r>
+              <w:rPr>
+                <w:rFonts w:ascii="標楷體" w:eastAsia="標楷體" w:hAnsi="標楷體" w:hint="eastAsia"/>
+                <w:kern w:val="2"/>
+                <w:sz w:val="24"/>
+                <w:szCs w:val="24"/>
+                <w:lang w:val="en-US" w:eastAsia="zh-TW"/>
+              </w:rPr>
+              <w:t>無</w:t>
+            </w:r>
           </w:p>
         </w:tc>
       </w:tr>
@@ -2509,7 +2887,21 @@
               <w:rPr>
                 <w:rFonts w:ascii="標楷體" w:eastAsia="標楷體" w:hAnsi="標楷體" w:hint="eastAsia"/>
               </w:rPr>
-              <w:t>有（哪些單位及其審查結果︰              ）</w:t>
+              <w:t>有（哪些單位及其審查結果</w:t>
+            </w:r>
+            <w:proofErr w:type="gramStart"/>
+            <w:r>
+              <w:rPr>
+                <w:rFonts w:ascii="標楷體" w:eastAsia="標楷體" w:hAnsi="標楷體" w:hint="eastAsia"/>
+              </w:rPr>
+              <w:t>︰</w:t>
+            </w:r>
+            <w:proofErr w:type="gramEnd"/>
+            <w:r>
+              <w:rPr>
+                <w:rFonts w:ascii="標楷體" w:eastAsia="標楷體" w:hAnsi="標楷體" w:hint="eastAsia"/>
+              </w:rPr>
+              <w:t xml:space="preserve">              ）</w:t>
             </w:r>
           </w:p>
           <w:p>
@@ -2534,7 +2926,21 @@
               <w:rPr>
                 <w:rFonts w:ascii="標楷體" w:eastAsia="標楷體" w:hAnsi="標楷體" w:hint="eastAsia"/>
               </w:rPr>
-              <w:t>規劃中（預定哪些單</w:t>
+              <w:t>規劃中</w:t>
+            </w:r>
+            <w:proofErr w:type="gramStart"/>
+            <w:r>
+              <w:rPr>
+                <w:rFonts w:ascii="標楷體" w:eastAsia="標楷體" w:hAnsi="標楷體" w:hint="eastAsia"/>
+              </w:rPr>
+              <w:t>（</w:t>
+            </w:r>
+            <w:proofErr w:type="gramEnd"/>
+            <w:r>
+              <w:rPr>
+                <w:rFonts w:ascii="標楷體" w:eastAsia="標楷體" w:hAnsi="標楷體" w:hint="eastAsia"/>
+              </w:rPr>
+              <w:t>預定哪些單</w:t>
             </w:r>
           </w:p>
         </w:tc>
@@ -2811,13 +3217,12 @@
       <w:tr>
         <w:trPr>
           <w:cantSplit/>
-          <w:trHeight w:val="772"/>
+          <w:trHeight w:val="1620"/>
           <w:jc w:val="center"/>
         </w:trPr>
         <w:tc>
           <w:tcPr>
             <w:tcW w:w="2486" w:type="dxa"/>
-            <w:vMerge w:val="restart"/>
             <w:tcBorders>
               <w:left w:val="single" w:sz="4" w:space="0" w:color="auto"/>
               <w:right w:val="single" w:sz="4" w:space="0" w:color="auto"/>
@@ -2861,22 +3266,22 @@
             <w:pPr>
               <w:pStyle w:val="a3"/>
               <w:rPr>
-                <w:rFonts w:ascii="標楷體" w:eastAsia="標楷體" w:hAnsi="標楷體" w:cs="新細明體"/>
-                <w:kern w:val="2"/>
-                <w:sz w:val="24"/>
-                <w:szCs w:val="24"/>
-                <w:lang w:val="en-US" w:eastAsia="zh-TW"/>
-              </w:rPr>
-            </w:pPr>
-            <w:r>
-              <w:rPr>
                 <w:rFonts w:ascii="標楷體" w:eastAsia="標楷體" w:hAnsi="標楷體" w:cs="新細明體" w:hint="eastAsia"/>
                 <w:kern w:val="2"/>
                 <w:sz w:val="24"/>
                 <w:szCs w:val="24"/>
                 <w:lang w:val="en-US" w:eastAsia="zh-TW"/>
               </w:rPr>
-              <w:t>年齡範圍：61歲～61歲</w:t>
+            </w:pPr>
+            <w:r>
+              <w:rPr>
+                <w:rFonts w:ascii="標楷體" w:eastAsia="標楷體" w:hAnsi="標楷體" w:cs="新細明體" w:hint="eastAsia"/>
+                <w:kern w:val="2"/>
+                <w:sz w:val="24"/>
+                <w:szCs w:val="24"/>
+                <w:lang w:val="en-US" w:eastAsia="zh-TW"/>
+              </w:rPr>
+              <w:t>61歲</w:t>
             </w:r>
           </w:p>
         </w:tc>
@@ -2884,13 +3289,12 @@
       <w:tr>
         <w:trPr>
           <w:cantSplit/>
-          <w:trHeight w:val="724"/>
+          <w:trHeight w:val="4548"/>
           <w:jc w:val="center"/>
         </w:trPr>
         <w:tc>
           <w:tcPr>
             <w:tcW w:w="2486" w:type="dxa"/>
-            <w:vMerge/>
             <w:tcBorders>
               <w:left w:val="single" w:sz="4" w:space="0" w:color="auto"/>
               <w:right w:val="single" w:sz="4" w:space="0" w:color="auto"/>
@@ -2910,6 +3314,16 @@
                 <w:lang w:val="en-US" w:eastAsia="zh-TW"/>
               </w:rPr>
             </w:pPr>
+            <w:r>
+              <w:rPr>
+                <w:rFonts w:eastAsia="標楷體" w:hAnsi="標楷體" w:hint="eastAsia"/>
+                <w:kern w:val="2"/>
+                <w:sz w:val="24"/>
+                <w:szCs w:val="24"/>
+                <w:lang w:val="en-US" w:eastAsia="zh-TW"/>
+              </w:rPr>
+              <w:t>資料保密方式</w:t>
+            </w:r>
           </w:p>
         </w:tc>
         <w:tc>
@@ -2920,110 +3334,18 @@
               <w:left w:val="single" w:sz="4" w:space="0" w:color="auto"/>
               <w:right w:val="single" w:sz="4" w:space="0" w:color="auto"/>
             </w:tcBorders>
-            <w:vAlign w:val="center"/>
-          </w:tcPr>
-          <w:p>
-            <w:pPr>
-              <w:pStyle w:val="a3"/>
-              <w:rPr>
-                <w:rFonts w:ascii="標楷體" w:eastAsia="標楷體" w:hAnsi="標楷體" w:cs="新細明體"/>
-                <w:kern w:val="2"/>
-                <w:sz w:val="24"/>
-                <w:szCs w:val="24"/>
-                <w:lang w:val="en-US" w:eastAsia="zh-TW"/>
-              </w:rPr>
-            </w:pPr>
-            <w:r>
-              <w:rPr>
-                <w:rFonts w:ascii="標楷體" w:eastAsia="標楷體" w:hAnsi="標楷體" w:cs="新細明體" w:hint="eastAsia"/>
-                <w:kern w:val="2"/>
-                <w:sz w:val="24"/>
-                <w:szCs w:val="24"/>
-                <w:lang w:val="en-US" w:eastAsia="zh-TW"/>
-              </w:rPr>
-              <w:t>□ 請說明：</w:t>
-            </w:r>
-            <w:r>
-              <w:rPr>
-                <w:rFonts w:ascii="標楷體" w:eastAsia="標楷體" w:hAnsi="標楷體" w:cs="新細明體" w:hint="eastAsia"/>
-                <w:kern w:val="2"/>
-                <w:sz w:val="24"/>
-                <w:szCs w:val="24"/>
-                <w:lang w:val="en-US" w:eastAsia="zh-TW"/>
-              </w:rPr>
-              <w:t xml:space="preserve"> </w:t>
-            </w:r>
-            <w:r>
-              <w:rPr>
-                <w:rFonts w:ascii="標楷體" w:eastAsia="標楷體" w:hAnsi="標楷體" w:cs="新細明體" w:hint="eastAsia"/>
-                <w:kern w:val="2"/>
-                <w:sz w:val="24"/>
-                <w:szCs w:val="24"/>
-                <w:lang w:val="en-US" w:eastAsia="zh-TW"/>
-              </w:rPr>
-              <w:t>成年男性，無特殊弱勢族群（不符合任何弱勢定義）</w:t>
-            </w:r>
-          </w:p>
-        </w:tc>
-      </w:tr>
-      <w:tr>
-        <w:trPr>
-          <w:cantSplit/>
-          <w:trHeight w:val="6674"/>
-          <w:jc w:val="center"/>
-        </w:trPr>
-        <w:tc>
-          <w:tcPr>
-            <w:tcW w:w="2486" w:type="dxa"/>
-            <w:tcBorders>
-              <w:left w:val="single" w:sz="4" w:space="0" w:color="auto"/>
-              <w:right w:val="single" w:sz="4" w:space="0" w:color="auto"/>
-            </w:tcBorders>
-            <w:vAlign w:val="center"/>
-          </w:tcPr>
-          <w:p>
-            <w:pPr>
-              <w:pStyle w:val="a3"/>
-              <w:rPr>
-                <w:rFonts w:ascii="標楷體" w:eastAsia="標楷體" w:hAnsi="標楷體"/>
-                <w:b/>
-                <w:bCs/>
-                <w:kern w:val="2"/>
-                <w:sz w:val="24"/>
-                <w:szCs w:val="24"/>
-                <w:lang w:val="en-US" w:eastAsia="zh-TW"/>
-              </w:rPr>
-            </w:pPr>
-            <w:r>
-              <w:rPr>
-                <w:rFonts w:eastAsia="標楷體" w:hAnsi="標楷體" w:hint="eastAsia"/>
-                <w:kern w:val="2"/>
-                <w:sz w:val="24"/>
-                <w:szCs w:val="24"/>
-                <w:lang w:val="en-US" w:eastAsia="zh-TW"/>
-              </w:rPr>
-              <w:t>資料保密方式</w:t>
-            </w:r>
-          </w:p>
-        </w:tc>
-        <w:tc>
-          <w:tcPr>
-            <w:tcW w:w="7567" w:type="dxa"/>
-            <w:gridSpan w:val="3"/>
-            <w:tcBorders>
-              <w:left w:val="single" w:sz="4" w:space="0" w:color="auto"/>
-              <w:right w:val="single" w:sz="4" w:space="0" w:color="auto"/>
-            </w:tcBorders>
-          </w:tcPr>
-          <w:p>
-            <w:pPr>
+          </w:tcPr>
+          <w:p>
+            <w:pPr>
+              <w:pStyle w:val="ac"/>
               <w:numPr>
                 <w:ilvl w:val="0"/>
-                <w:numId w:val="2"/>
+                <w:numId w:val="3"/>
               </w:numPr>
               <w:adjustRightInd w:val="0"/>
               <w:snapToGrid w:val="0"/>
               <w:spacing w:line="480" w:lineRule="exact"/>
+              <w:ind w:leftChars="0"/>
               <w:rPr>
                 <w:rFonts w:ascii="標楷體" w:eastAsia="標楷體" w:hAnsi="標楷體"/>
                 <w:b/>
@@ -3033,386 +3355,129 @@
             <w:r>
               <w:rPr>
                 <w:rFonts w:ascii="標楷體" w:eastAsia="標楷體" w:hAnsi="標楷體" w:hint="eastAsia"/>
-                <w:b/>
-                <w:szCs w:val="28"/>
-              </w:rPr>
-              <w:t>資料保密種類：</w:t>
-            </w:r>
-          </w:p>
-          <w:p>
-            <w:pPr>
-              <w:adjustRightInd w:val="0"/>
-              <w:snapToGrid w:val="0"/>
-              <w:spacing w:line="480" w:lineRule="exact"/>
-              <w:rPr>
-                <w:rFonts w:ascii="標楷體" w:eastAsia="標楷體" w:hAnsi="標楷體"/>
-                <w:szCs w:val="28"/>
-              </w:rPr>
-            </w:pPr>
-            <w:r>
-              <w:rPr>
-                <w:rFonts w:ascii="標楷體" w:eastAsia="標楷體" w:hAnsi="標楷體" w:hint="eastAsia"/>
-                <w:szCs w:val="28"/>
-              </w:rPr>
-              <w:t>□紙本 ■電腦資訊 □生物資訊 □其它</w:t>
-            </w:r>
-          </w:p>
-          <w:p>
-            <w:pPr>
+              </w:rPr>
+              <w:t>資料保密種類：　□紙本　■電腦資訊　□生物資訊　□其它</w:t>
+            </w:r>
+          </w:p>
+          <w:p>
+            <w:pPr>
+              <w:pStyle w:val="ac"/>
               <w:numPr>
                 <w:ilvl w:val="0"/>
-                <w:numId w:val="2"/>
+                <w:numId w:val="3"/>
               </w:numPr>
               <w:adjustRightInd w:val="0"/>
               <w:snapToGrid w:val="0"/>
               <w:spacing w:line="480" w:lineRule="exact"/>
-              <w:rPr>
-                <w:rFonts w:ascii="標楷體" w:eastAsia="標楷體" w:hAnsi="標楷體"/>
-                <w:szCs w:val="28"/>
-              </w:rPr>
-            </w:pPr>
-            <w:r>
-              <w:rPr>
-                <w:rFonts w:ascii="標楷體" w:eastAsia="標楷體" w:hAnsi="標楷體" w:hint="eastAsia"/>
+              <w:ind w:leftChars="0"/>
+              <w:rPr>
+                <w:rFonts w:ascii="標楷體" w:eastAsia="標楷體" w:hAnsi="標楷體"/>
                 <w:b/>
                 <w:szCs w:val="28"/>
               </w:rPr>
-              <w:t>資料保密方式</w:t>
-            </w:r>
-            <w:r>
-              <w:rPr>
-                <w:rFonts w:ascii="標楷體" w:eastAsia="標楷體" w:hAnsi="標楷體" w:hint="eastAsia"/>
-                <w:szCs w:val="28"/>
-              </w:rPr>
-              <w:t>：</w:t>
-            </w:r>
-          </w:p>
-          <w:p>
-            <w:pPr>
-              <w:adjustRightInd w:val="0"/>
-              <w:snapToGrid w:val="0"/>
-              <w:spacing w:line="0" w:lineRule="atLeast"/>
-              <w:rPr>
-                <w:rFonts w:ascii="標楷體" w:eastAsia="標楷體" w:hAnsi="標楷體"/>
-                <w:szCs w:val="27"/>
-              </w:rPr>
-            </w:pPr>
-            <w:r>
-              <w:rPr>
-                <w:rFonts w:ascii="標楷體" w:eastAsia="標楷體" w:hAnsi="標楷體" w:hint="eastAsia"/>
-                <w:szCs w:val="28"/>
-              </w:rPr>
-              <w:t>■以編號識別（病歷號已去識別化）</w:t>
-            </w:r>
-          </w:p>
-          <w:p>
-            <w:pPr>
-              <w:adjustRightInd w:val="0"/>
-              <w:snapToGrid w:val="0"/>
-              <w:spacing w:line="0" w:lineRule="atLeast"/>
-              <w:rPr>
-                <w:rFonts w:ascii="標楷體" w:eastAsia="標楷體" w:hAnsi="標楷體"/>
-                <w:szCs w:val="28"/>
-              </w:rPr>
-            </w:pPr>
-            <w:r>
-              <w:rPr>
-                <w:rFonts w:ascii="標楷體" w:eastAsia="標楷體" w:hAnsi="標楷體" w:hint="eastAsia"/>
-                <w:szCs w:val="28"/>
-              </w:rPr>
-              <w:t>□</w:t>
-            </w:r>
-            <w:r>
-              <w:rPr>
-                <w:rFonts w:ascii="標楷體" w:eastAsia="標楷體" w:hAnsi="標楷體" w:hint="eastAsia"/>
-                <w:szCs w:val="27"/>
-              </w:rPr>
-              <w:t>英文縮寫名識別</w:t>
-            </w:r>
-            <w:r>
-              <w:rPr>
-                <w:rFonts w:ascii="標楷體" w:eastAsia="標楷體" w:hAnsi="標楷體" w:hint="eastAsia"/>
-                <w:szCs w:val="28"/>
-              </w:rPr>
-              <w:t>(請說明)：</w:t>
-            </w:r>
-          </w:p>
-          <w:p>
-            <w:pPr>
-              <w:adjustRightInd w:val="0"/>
-              <w:snapToGrid w:val="0"/>
-              <w:spacing w:line="0" w:lineRule="atLeast"/>
-              <w:rPr>
-                <w:rFonts w:ascii="標楷體" w:eastAsia="標楷體" w:hAnsi="標楷體"/>
-                <w:szCs w:val="28"/>
-              </w:rPr>
-            </w:pPr>
-            <w:r>
-              <w:rPr>
-                <w:rFonts w:ascii="標楷體" w:eastAsia="標楷體" w:hAnsi="標楷體" w:hint="eastAsia"/>
-                <w:szCs w:val="28"/>
-              </w:rPr>
-              <w:t>■所有資料上鎖：</w:t>
-            </w:r>
-          </w:p>
-          <w:p>
-            <w:pPr>
-              <w:adjustRightInd w:val="0"/>
-              <w:snapToGrid w:val="0"/>
-              <w:spacing w:line="0" w:lineRule="atLeast"/>
-              <w:ind w:firstLineChars="150" w:firstLine="360"/>
-              <w:rPr>
-                <w:rFonts w:ascii="標楷體" w:eastAsia="標楷體" w:hAnsi="標楷體"/>
-                <w:szCs w:val="28"/>
-              </w:rPr>
-            </w:pPr>
-            <w:r>
-              <w:rPr>
-                <w:rFonts w:ascii="標楷體" w:eastAsia="標楷體" w:hAnsi="標楷體" w:hint="eastAsia"/>
-                <w:szCs w:val="28"/>
-              </w:rPr>
-              <w:t>■地點（直腸外科辦公室）)：</w:t>
-            </w:r>
-          </w:p>
-          <w:p>
-            <w:pPr>
-              <w:adjustRightInd w:val="0"/>
-              <w:snapToGrid w:val="0"/>
-              <w:spacing w:line="0" w:lineRule="atLeast"/>
-              <w:ind w:firstLineChars="150" w:firstLine="360"/>
-              <w:rPr>
-                <w:rFonts w:ascii="標楷體" w:eastAsia="標楷體" w:hAnsi="標楷體"/>
-                <w:szCs w:val="28"/>
-              </w:rPr>
-            </w:pPr>
-            <w:r>
-              <w:rPr>
-                <w:rFonts w:ascii="標楷體" w:eastAsia="標楷體" w:hAnsi="標楷體" w:hint="eastAsia"/>
-                <w:szCs w:val="28"/>
-              </w:rPr>
-              <w:t>□保管人員(請說明)：</w:t>
-            </w:r>
-          </w:p>
-          <w:p>
-            <w:pPr>
-              <w:adjustRightInd w:val="0"/>
-              <w:snapToGrid w:val="0"/>
-              <w:spacing w:line="0" w:lineRule="atLeast"/>
-              <w:rPr>
-                <w:rFonts w:ascii="標楷體" w:eastAsia="標楷體" w:hAnsi="標楷體"/>
-                <w:szCs w:val="28"/>
-              </w:rPr>
-            </w:pPr>
-            <w:r>
-              <w:rPr>
-                <w:rFonts w:ascii="標楷體" w:eastAsia="標楷體" w:hAnsi="標楷體" w:hint="eastAsia"/>
-                <w:szCs w:val="28"/>
-              </w:rPr>
-              <w:t>□結束後繼續保存：</w:t>
-            </w:r>
-          </w:p>
-          <w:p>
-            <w:pPr>
-              <w:adjustRightInd w:val="0"/>
-              <w:snapToGrid w:val="0"/>
-              <w:spacing w:line="0" w:lineRule="atLeast"/>
-              <w:ind w:firstLineChars="150" w:firstLine="360"/>
-              <w:rPr>
-                <w:rFonts w:ascii="標楷體" w:eastAsia="標楷體" w:hAnsi="標楷體"/>
-                <w:szCs w:val="28"/>
-              </w:rPr>
-            </w:pPr>
-            <w:r>
-              <w:rPr>
-                <w:rFonts w:ascii="標楷體" w:eastAsia="標楷體" w:hAnsi="標楷體" w:hint="eastAsia"/>
-                <w:szCs w:val="28"/>
-              </w:rPr>
-              <w:t>■地點（直腸外科辦公室）)：</w:t>
-            </w:r>
-          </w:p>
-          <w:p>
-            <w:pPr>
-              <w:adjustRightInd w:val="0"/>
-              <w:snapToGrid w:val="0"/>
-              <w:spacing w:line="0" w:lineRule="atLeast"/>
-              <w:ind w:firstLineChars="150" w:firstLine="360"/>
-              <w:rPr>
-                <w:rFonts w:ascii="標楷體" w:eastAsia="標楷體" w:hAnsi="標楷體"/>
-                <w:szCs w:val="28"/>
-              </w:rPr>
-            </w:pPr>
-            <w:r>
-              <w:rPr>
-                <w:rFonts w:ascii="標楷體" w:eastAsia="標楷體" w:hAnsi="標楷體" w:hint="eastAsia"/>
-                <w:szCs w:val="28"/>
-              </w:rPr>
-              <w:t>□保管人員(請說明)：</w:t>
-            </w:r>
-          </w:p>
-          <w:p>
-            <w:pPr>
-              <w:adjustRightInd w:val="0"/>
-              <w:snapToGrid w:val="0"/>
-              <w:spacing w:line="0" w:lineRule="atLeast"/>
-              <w:ind w:firstLineChars="150" w:firstLine="360"/>
-              <w:rPr>
-                <w:rFonts w:ascii="標楷體" w:eastAsia="標楷體" w:hAnsi="標楷體"/>
-                <w:szCs w:val="28"/>
-              </w:rPr>
-            </w:pPr>
-            <w:r>
-              <w:rPr>
-                <w:rFonts w:ascii="標楷體" w:eastAsia="標楷體" w:hAnsi="標楷體" w:hint="eastAsia"/>
-                <w:szCs w:val="28"/>
-              </w:rPr>
-              <w:t>□保存年限(請說明)：</w:t>
-            </w:r>
-          </w:p>
-          <w:p>
-            <w:pPr>
-              <w:adjustRightInd w:val="0"/>
-              <w:snapToGrid w:val="0"/>
-              <w:spacing w:line="0" w:lineRule="atLeast"/>
-              <w:rPr>
-                <w:rFonts w:eastAsia="標楷體" w:hAnsi="標楷體"/>
-                <w:kern w:val="0"/>
-                <w:szCs w:val="27"/>
-              </w:rPr>
-            </w:pPr>
-            <w:r>
-              <w:rPr>
-                <w:rFonts w:ascii="標楷體" w:eastAsia="標楷體" w:hAnsi="標楷體" w:hint="eastAsia"/>
-                <w:szCs w:val="28"/>
-              </w:rPr>
-              <w:t>□院外繼續保存：</w:t>
-            </w:r>
-          </w:p>
-          <w:p>
-            <w:pPr>
-              <w:adjustRightInd w:val="0"/>
-              <w:snapToGrid w:val="0"/>
-              <w:spacing w:line="0" w:lineRule="atLeast"/>
-              <w:ind w:firstLineChars="150" w:firstLine="360"/>
-              <w:rPr>
-                <w:rFonts w:ascii="標楷體" w:eastAsia="標楷體" w:hAnsi="標楷體"/>
-                <w:szCs w:val="28"/>
-              </w:rPr>
-            </w:pPr>
-            <w:r>
-              <w:rPr>
-                <w:rFonts w:ascii="標楷體" w:eastAsia="標楷體" w:hAnsi="標楷體" w:hint="eastAsia"/>
-                <w:szCs w:val="28"/>
-              </w:rPr>
-              <w:t>■地點（直腸外科辦公室）)：</w:t>
-            </w:r>
-          </w:p>
-          <w:p>
-            <w:pPr>
-              <w:adjustRightInd w:val="0"/>
-              <w:snapToGrid w:val="0"/>
-              <w:spacing w:line="0" w:lineRule="atLeast"/>
-              <w:ind w:firstLineChars="150" w:firstLine="360"/>
-              <w:rPr>
-                <w:rFonts w:ascii="標楷體" w:eastAsia="標楷體" w:hAnsi="標楷體"/>
-                <w:szCs w:val="28"/>
-              </w:rPr>
-            </w:pPr>
-            <w:r>
-              <w:rPr>
-                <w:rFonts w:ascii="標楷體" w:eastAsia="標楷體" w:hAnsi="標楷體" w:hint="eastAsia"/>
-                <w:szCs w:val="28"/>
-              </w:rPr>
-              <w:t>□保管人員(請說明)：</w:t>
-            </w:r>
-          </w:p>
-          <w:p>
-            <w:pPr>
-              <w:adjustRightInd w:val="0"/>
-              <w:snapToGrid w:val="0"/>
-              <w:spacing w:line="0" w:lineRule="atLeast"/>
-              <w:ind w:firstLineChars="150" w:firstLine="360"/>
-              <w:rPr>
-                <w:rFonts w:ascii="標楷體" w:eastAsia="標楷體" w:hAnsi="標楷體"/>
-                <w:szCs w:val="28"/>
-              </w:rPr>
-            </w:pPr>
-            <w:r>
-              <w:rPr>
-                <w:rFonts w:ascii="標楷體" w:eastAsia="標楷體" w:hAnsi="標楷體" w:hint="eastAsia"/>
-                <w:szCs w:val="28"/>
-              </w:rPr>
-              <w:t>□保存年限(請說明)：</w:t>
-            </w:r>
-          </w:p>
-          <w:p>
-            <w:pPr>
+            </w:pPr>
+            <w:r>
+              <w:rPr>
+                <w:rFonts w:ascii="標楷體" w:eastAsia="標楷體" w:hAnsi="標楷體" w:hint="eastAsia"/>
+              </w:rPr>
+              <w:t>資料保密方式：　■以編號識別（病歷號已去識別化）</w:t>
+            </w:r>
+          </w:p>
+          <w:p>
+            <w:pPr>
+              <w:pStyle w:val="ac"/>
+              <w:numPr>
+                <w:ilvl w:val="0"/>
+                <w:numId w:val="3"/>
+              </w:numPr>
               <w:adjustRightInd w:val="0"/>
               <w:snapToGrid w:val="0"/>
               <w:spacing w:line="480" w:lineRule="exact"/>
-              <w:rPr>
-                <w:rFonts w:eastAsia="標楷體"/>
-                <w:color w:val="FF0000"/>
-              </w:rPr>
-            </w:pPr>
-            <w:r>
-              <w:rPr>
-                <w:rFonts w:ascii="標楷體" w:eastAsia="標楷體" w:hAnsi="標楷體" w:hint="eastAsia"/>
-                <w:color w:val="FF0000"/>
-              </w:rPr>
-              <w:t>□結束後</w:t>
-            </w:r>
-            <w:r>
-              <w:rPr>
-                <w:rFonts w:eastAsia="標楷體"/>
-                <w:color w:val="FF0000"/>
-              </w:rPr>
-              <w:t>銷毀</w:t>
-            </w:r>
-            <w:r>
-              <w:rPr>
-                <w:rFonts w:eastAsia="標楷體"/>
-                <w:color w:val="FF0000"/>
-              </w:rPr>
-              <w:t>SOP</w:t>
-            </w:r>
-          </w:p>
-          <w:p>
-            <w:pPr>
-              <w:pStyle w:val="a3"/>
-              <w:rPr>
-                <w:rFonts w:ascii="標楷體" w:eastAsia="標楷體" w:hAnsi="標楷體" w:cs="新細明體"/>
-                <w:kern w:val="2"/>
-                <w:sz w:val="24"/>
-                <w:szCs w:val="24"/>
-                <w:lang w:val="en-US" w:eastAsia="zh-TW"/>
-              </w:rPr>
-            </w:pPr>
-            <w:r>
-              <w:rPr>
-                <w:rFonts w:eastAsia="標楷體" w:hint="eastAsia"/>
-                <w:color w:val="FF0000"/>
-                <w:sz w:val="24"/>
-                <w:szCs w:val="24"/>
-              </w:rPr>
-              <w:t>(</w:t>
-            </w:r>
-            <w:r>
-              <w:rPr>
-                <w:rFonts w:eastAsia="標楷體" w:hint="eastAsia"/>
-                <w:color w:val="FF0000"/>
-                <w:sz w:val="24"/>
-                <w:szCs w:val="24"/>
-              </w:rPr>
-              <w:t>請依：紙本、電腦資訊、生物資訊、其它、資料請分開說明</w:t>
-            </w:r>
-            <w:r>
-              <w:rPr>
-                <w:rFonts w:eastAsia="標楷體" w:hint="eastAsia"/>
-                <w:color w:val="FF0000"/>
-                <w:sz w:val="24"/>
-                <w:szCs w:val="24"/>
-              </w:rPr>
-              <w:t>)</w:t>
+              <w:ind w:leftChars="0"/>
+              <w:rPr>
+                <w:rFonts w:ascii="標楷體" w:eastAsia="標楷體" w:hAnsi="標楷體"/>
+                <w:b/>
+                <w:szCs w:val="28"/>
+              </w:rPr>
+            </w:pPr>
+            <w:r>
+              <w:rPr>
+                <w:rFonts w:ascii="標楷體" w:eastAsia="標楷體" w:hAnsi="標楷體" w:hint="eastAsia"/>
+              </w:rPr>
+              <w:t>■所有資料上鎖：地點（直腸外科辦公室）；保管人員（計畫主持人　陳樞鴻）；電腦資訊以電腦密碼加密</w:t>
+            </w:r>
+          </w:p>
+          <w:p>
+            <w:pPr>
+              <w:pStyle w:val="ac"/>
+              <w:numPr>
+                <w:ilvl w:val="0"/>
+                <w:numId w:val="3"/>
+              </w:numPr>
+              <w:adjustRightInd w:val="0"/>
+              <w:snapToGrid w:val="0"/>
+              <w:spacing w:line="480" w:lineRule="exact"/>
+              <w:ind w:leftChars="0"/>
+              <w:rPr>
+                <w:rFonts w:ascii="標楷體" w:eastAsia="標楷體" w:hAnsi="標楷體"/>
+                <w:b/>
+                <w:szCs w:val="28"/>
+              </w:rPr>
+            </w:pPr>
+            <w:r>
+              <w:rPr>
+                <w:rFonts w:ascii="標楷體" w:eastAsia="標楷體" w:hAnsi="標楷體" w:hint="eastAsia"/>
+              </w:rPr>
+              <w:t>■結束後繼續保存：地點（直腸外科辦公室）；保管人員（陳樞鴻）</w:t>
+            </w:r>
+          </w:p>
+          <w:p>
+            <w:pPr>
+              <w:pStyle w:val="ac"/>
+              <w:adjustRightInd w:val="0"/>
+              <w:snapToGrid w:val="0"/>
+              <w:spacing w:line="480" w:lineRule="exact"/>
+              <w:ind w:leftChars="0"/>
+              <w:rPr>
+                <w:rFonts w:ascii="標楷體" w:eastAsia="標楷體" w:hAnsi="標楷體"/>
+              </w:rPr>
+            </w:pPr>
+            <w:r>
+              <w:rPr>
+                <w:rFonts w:ascii="標楷體" w:eastAsia="標楷體" w:hAnsi="標楷體" w:hint="eastAsia"/>
+              </w:rPr>
+              <w:t>保存年限（研究發表後3年）</w:t>
+            </w:r>
+            <w:r>
+              <w:rPr>
+                <w:rFonts w:ascii="標楷體" w:eastAsia="標楷體" w:hAnsi="標楷體" w:hint="eastAsia"/>
+              </w:rPr>
+              <w:br/>
+              <w:t>□院外繼續保存（本研究資料不得保管於院外，故不勾選）</w:t>
+            </w:r>
+          </w:p>
+          <w:p>
+            <w:pPr>
+              <w:pStyle w:val="ac"/>
+              <w:numPr>
+                <w:ilvl w:val="0"/>
+                <w:numId w:val="3"/>
+              </w:numPr>
+              <w:adjustRightInd w:val="0"/>
+              <w:snapToGrid w:val="0"/>
+              <w:spacing w:line="480" w:lineRule="exact"/>
+              <w:ind w:leftChars="0"/>
+              <w:rPr>
+                <w:rFonts w:ascii="標楷體" w:eastAsia="標楷體" w:hAnsi="標楷體"/>
+                <w:b/>
+                <w:szCs w:val="28"/>
+              </w:rPr>
+            </w:pPr>
+            <w:r>
+              <w:rPr>
+                <w:rFonts w:ascii="標楷體" w:eastAsia="標楷體" w:hAnsi="標楷體" w:hint="eastAsia"/>
+              </w:rPr>
+              <w:t>■結束後銷毀SOP：紙本以碎紙機銷毀；電腦/電子檔自加密電腦永久刪除（非研究團隊成員不得保管資料）</w:t>
             </w:r>
           </w:p>
         </w:tc>
@@ -3420,25 +3485,15 @@
     </w:tbl>
     <w:p>
       <w:pPr>
-        <w:widowControl/>
         <w:rPr>
-          <w:rFonts w:ascii="華康行楷體W5(P)" w:eastAsia="華康行楷體W5(P)"/>
-          <w:sz w:val="40"/>
-          <w:szCs w:val="40"/>
-        </w:rPr>
-      </w:pPr>
-    </w:p>
-    <w:p>
-      <w:pPr>
-        <w:rPr>
-          <w:rFonts w:ascii="華康行楷體W5(P)" w:eastAsia="華康行楷體W5(P)"/>
+          <w:rFonts w:ascii="華康行楷體W5(P)" w:eastAsia="華康行楷體W5(P)" w:hint="eastAsia"/>
           <w:sz w:val="40"/>
           <w:szCs w:val="40"/>
         </w:rPr>
       </w:pPr>
     </w:p>
     <w:sectPr>
-      <w:footerReference w:type="default" r:id="rId8"/>
+      <w:footerReference w:type="default" r:id="rId7"/>
       <w:pgSz w:w="11906" w:h="16838"/>
       <w:pgMar w:top="720" w:right="720" w:bottom="720" w:left="720" w:header="851" w:footer="737" w:gutter="0"/>
       <w:cols w:space="425"/>
@@ -3474,20 +3529,24 @@
       <w:pStyle w:val="a3"/>
       <w:ind w:right="1800"/>
       <w:rPr>
-        <w:rFonts w:eastAsia="標楷體"/>
-        <w:color w:val="999999"/>
+        <w:rFonts w:hint="eastAsia"/>
+        <w:lang w:eastAsia="zh-TW"/>
       </w:rPr>
     </w:pPr>
     <w:r>
-      <w:t>Version</w:t>
+      <w:t>版本：</w:t>
     </w:r>
     <w:r>
-      <w:rPr>
-        <w:rFonts w:hint="eastAsia"/>
-        <w:lang w:eastAsia="zh-TW"/>
-      </w:rPr>
-      <w:t xml:space="preserve"> </w:t>
+      <w:t>v1.0</w:t>
     </w:r>
+    <w:r>
+      <w:t xml:space="preserve">　</w:t>
+    </w:r>
+    <w:proofErr w:type="spellStart"/>
+    <w:r>
+      <w:t>日期</w:t>
+    </w:r>
+    <w:proofErr w:type="spellEnd"/>
     <w:r>
       <w:t>/</w:t>
     </w:r>
@@ -3507,6 +3566,16 @@
         <w:lang w:eastAsia="zh-TW"/>
       </w:rPr>
       <w:t>：</w:t>
+    </w:r>
+    <w:r>
+      <w:t>2026-06-</w:t>
+    </w:r>
+    <w:r>
+      <w:rPr>
+        <w:rFonts w:hint="eastAsia"/>
+        <w:lang w:eastAsia="zh-TW"/>
+      </w:rPr>
+      <w:t>15</w:t>
     </w:r>
   </w:p>
   <w:p>
@@ -3623,6 +3692,92 @@
 <file path=word/numbering.xml><?xml version="1.0" encoding="utf-8"?>
 <w:numbering xmlns:wpc="http://schemas.microsoft.com/office/word/2010/wordprocessingCanvas" xmlns:cx="http://schemas.microsoft.com/office/drawing/2014/chartex" xmlns:cx1="http://schemas.microsoft.com/office/drawing/2015/9/8/chartex" xmlns:cx2="http://schemas.microsoft.com/office/drawing/2015/10/21/chartex" xmlns:cx3="http://schemas.microsoft.com/office/drawing/2016/5/9/chartex" xmlns:cx4="http://schemas.microsoft.com/office/drawing/2016/5/10/chartex" xmlns:cx5="http://schemas.microsoft.com/office/drawing/2016/5/11/chartex" xmlns:cx6="http://schemas.microsoft.com/office/drawing/2016/5/12/chartex" xmlns:cx7="http://schemas.microsoft.com/office/drawing/2016/5/13/chartex" xmlns:cx8="http://schemas.microsoft.com/office/drawing/2016/5/14/chartex" xmlns:mc="http://schemas.openxmlformats.org/markup-compatibility/2006" xmlns:aink="http://schemas.microsoft.com/office/drawing/2016/ink" xmlns:am3d="http://schemas.microsoft.com/office/drawing/2017/model3d" xmlns:o="urn:schemas-microsoft-com:office:office" xmlns:oel="http://schemas.microsoft.com/office/2019/extlst" xmlns:r="http://schemas.openxmlformats.org/officeDocument/2006/relationships" xmlns:m="http://schemas.openxmlformats.org/officeDocument/2006/math" xmlns:v="urn:schemas-microsoft-com:vml" xmlns:wp14="http://schemas.microsoft.com/office/word/2010/wordprocessingDrawing" xmlns:wp="http://schemas.openxmlformats.org/drawingml/2006/wordprocessingDrawing" xmlns:w10="urn:schemas-microsoft-com:office:word" xmlns:w="http://schemas.openxmlformats.org/wordprocessingml/2006/main" xmlns:w14="http://schemas.microsoft.com/office/word/2010/wordml" xmlns:w15="http://schemas.microsoft.com/office/word/2012/wordml" xmlns:w16cex="http://schemas.microsoft.com/office/word/2018/wordml/cex" xmlns:w16cid="http://schemas.microsoft.com/office/word/2016/wordml/cid" xmlns:w16="http://schemas.microsoft.com/office/word/2018/wordml" xmlns:w16du="http://schemas.microsoft.com/office/word/2023/wordml/word16du" xmlns:w16sdtdh="http://schemas.microsoft.com/office/word/2020/wordml/sdtdatahash" xmlns:w16sdtfl="http://schemas.microsoft.com/office/word/2024/wordml/sdtformatlock" xmlns:w16se="http://schemas.microsoft.com/office/word/2015/wordml/symex" xmlns:wpg="http://schemas.microsoft.com/office/word/2010/wordprocessingGroup" xmlns:wpi="http://schemas.microsoft.com/office/word/2010/wordprocessingInk" xmlns:wne="http://schemas.microsoft.com/office/word/2006/wordml" xmlns:wps="http://schemas.microsoft.com/office/word/2010/wordprocessingShape" mc:Ignorable="w14 w15 w16se w16cid w16 w16cex w16sdtdh w16sdtfl w16du wp14">
   <w:abstractNum w:abstractNumId="0" w15:restartNumberingAfterBreak="0">
+    <w:nsid w:val="0EDB27E5"/>
+    <w:multiLevelType w:val="hybridMultilevel"/>
+    <w:tmpl w:val="A364C9AA"/>
+    <w:lvl w:ilvl="0" w:tplc="0409000F">
+      <w:start w:val="1"/>
+      <w:numFmt w:val="decimal"/>
+      <w:lvlText w:val="%1."/>
+      <w:lvlJc w:val="left"/>
+      <w:pPr>
+        <w:ind w:left="480" w:hanging="480"/>
+      </w:pPr>
+    </w:lvl>
+    <w:lvl w:ilvl="1" w:tplc="04090019" w:tentative="1">
+      <w:start w:val="1"/>
+      <w:numFmt w:val="ideographTraditional"/>
+      <w:lvlText w:val="%2、"/>
+      <w:lvlJc w:val="left"/>
+      <w:pPr>
+        <w:ind w:left="960" w:hanging="480"/>
+      </w:pPr>
+    </w:lvl>
+    <w:lvl w:ilvl="2" w:tplc="0409001B" w:tentative="1">
+      <w:start w:val="1"/>
+      <w:numFmt w:val="lowerRoman"/>
+      <w:lvlText w:val="%3."/>
+      <w:lvlJc w:val="right"/>
+      <w:pPr>
+        <w:ind w:left="1440" w:hanging="480"/>
+      </w:pPr>
+    </w:lvl>
+    <w:lvl w:ilvl="3" w:tplc="0409000F" w:tentative="1">
+      <w:start w:val="1"/>
+      <w:numFmt w:val="decimal"/>
+      <w:lvlText w:val="%4."/>
+      <w:lvlJc w:val="left"/>
+      <w:pPr>
+        <w:ind w:left="1920" w:hanging="480"/>
+      </w:pPr>
+    </w:lvl>
+    <w:lvl w:ilvl="4" w:tplc="04090019" w:tentative="1">
+      <w:start w:val="1"/>
+      <w:numFmt w:val="ideographTraditional"/>
+      <w:lvlText w:val="%5、"/>
+      <w:lvlJc w:val="left"/>
+      <w:pPr>
+        <w:ind w:left="2400" w:hanging="480"/>
+      </w:pPr>
+    </w:lvl>
+    <w:lvl w:ilvl="5" w:tplc="0409001B" w:tentative="1">
+      <w:start w:val="1"/>
+      <w:numFmt w:val="lowerRoman"/>
+      <w:lvlText w:val="%6."/>
+      <w:lvlJc w:val="right"/>
+      <w:pPr>
+        <w:ind w:left="2880" w:hanging="480"/>
+      </w:pPr>
+    </w:lvl>
+    <w:lvl w:ilvl="6" w:tplc="0409000F" w:tentative="1">
+      <w:start w:val="1"/>
+      <w:numFmt w:val="decimal"/>
+      <w:lvlText w:val="%7."/>
+      <w:lvlJc w:val="left"/>
+      <w:pPr>
+        <w:ind w:left="3360" w:hanging="480"/>
+      </w:pPr>
+    </w:lvl>
+    <w:lvl w:ilvl="7" w:tplc="04090019" w:tentative="1">
+      <w:start w:val="1"/>
+      <w:numFmt w:val="ideographTraditional"/>
+      <w:lvlText w:val="%8、"/>
+      <w:lvlJc w:val="left"/>
+      <w:pPr>
+        <w:ind w:left="3840" w:hanging="480"/>
+      </w:pPr>
+    </w:lvl>
+    <w:lvl w:ilvl="8" w:tplc="0409001B" w:tentative="1">
+      <w:start w:val="1"/>
+      <w:numFmt w:val="lowerRoman"/>
+      <w:lvlText w:val="%9."/>
+      <w:lvlJc w:val="right"/>
+      <w:pPr>
+        <w:ind w:left="4320" w:hanging="480"/>
+      </w:pPr>
+    </w:lvl>
+  </w:abstractNum>
+  <w:abstractNum w:abstractNumId="1" w15:restartNumberingAfterBreak="0">
     <w:nsid w:val="3A9410D0"/>
     <w:multiLevelType w:val="hybridMultilevel"/>
     <w:tmpl w:val="01EC3A3E"/>
@@ -3714,7 +3869,7 @@
       </w:pPr>
     </w:lvl>
   </w:abstractNum>
-  <w:abstractNum w:abstractNumId="1" w15:restartNumberingAfterBreak="0">
+  <w:abstractNum w:abstractNumId="2" w15:restartNumberingAfterBreak="0">
     <w:nsid w:val="705657BE"/>
     <w:multiLevelType w:val="hybridMultilevel"/>
     <w:tmpl w:val="BF5CE7BC"/>
@@ -3855,9 +4010,12 @@
     </w:lvl>
   </w:abstractNum>
   <w:num w:numId="1" w16cid:durableId="1742406430">
+    <w:abstractNumId w:val="2"/>
+  </w:num>
+  <w:num w:numId="2" w16cid:durableId="2102723389">
     <w:abstractNumId w:val="1"/>
   </w:num>
-  <w:num w:numId="2" w16cid:durableId="2102723389">
+  <w:num w:numId="3" w16cid:durableId="14161073">
     <w:abstractNumId w:val="0"/>
   </w:num>
 </w:numbering>
@@ -4459,6 +4617,16 @@
       <w:shd w:val="clear" w:color="auto" w:fill="E1DFDD"/>
     </w:rPr>
   </w:style>
+  <w:style w:type="paragraph" w:styleId="ac">
+    <w:name w:val="List Paragraph"/>
+    <w:basedOn w:val="a"/>
+    <w:uiPriority w:val="34"/>
+    <w:qFormat/>
+    <w:rsid w:val="00C66C0E"/>
+    <w:pPr>
+      <w:ind w:leftChars="200" w:left="480"/>
+    </w:pPr>
+  </w:style>
 </w:styles>
 </file>
 
